--- a/data/revised_2026-10_full/outputs/v2/Physics/SS4.2_Introduction_to_Space_Physics/Physics_Introduction_to_Space_Physics_CBE_LessonSequence.docx
+++ b/data/revised_2026-10_full/outputs/v2/Physics/SS4.2_Introduction_to_Space_Physics/Physics_Introduction_to_Space_Physics_CBE_LessonSequence.docx
@@ -3238,7 +3238,7 @@
         </w:rPr>
         <w:t xml:space="preserve">© 2026 SeaVuria and ARES. This work is licensed under a </w:t>
       </w:r>
-      <w:hyperlink w:history="1" r:id="rIdmwte9uhtyt_hikqrvgrgt">
+      <w:hyperlink w:history="1" r:id="rIdel3zkktqwou6vfpx8bub9">
         <w:r>
           <w:rPr>
             <w:rFonts w:ascii="Arial" w:cs="Arial" w:eastAsia="Arial" w:hAnsi="Arial"/>
@@ -3258,7 +3258,7 @@
         </w:rPr>
         <w:t xml:space="preserve"> (</w:t>
       </w:r>
-      <w:hyperlink w:history="1" r:id="rIdsgweisyrmpkgds9jre3no">
+      <w:hyperlink w:history="1" r:id="rIdoejvlwbjpzltq06gltmog">
         <w:r>
           <w:rPr>
             <w:rFonts w:ascii="Arial" w:cs="Arial" w:eastAsia="Arial" w:hAnsi="Arial"/>
@@ -3278,7 +3278,7 @@
         </w:rPr>
         <w:t xml:space="preserve">). To view a copy of this license, visit </w:t>
       </w:r>
-      <w:hyperlink w:history="1" r:id="rIdgg35kiotkqmk4al7ah9do">
+      <w:hyperlink w:history="1" r:id="rIddwl_yqembclyep4gcyv7w">
         <w:r>
           <w:rPr>
             <w:rFonts w:ascii="Arial" w:cs="Arial" w:eastAsia="Arial" w:hAnsi="Arial"/>
@@ -4317,7 +4317,7 @@
             <w:pPr>
               <w:spacing w:after="20" w:before="0"/>
             </w:pPr>
-            <w:hyperlink w:history="1" r:id="rIdyt4c1o24ayiaa8p3op31x">
+            <w:hyperlink w:history="1" r:id="rIdkov2zztxvjufajpgtvcr5">
               <w:r>
                 <w:rPr>
                   <w:rFonts w:ascii="Arial" w:cs="Arial" w:eastAsia="Arial" w:hAnsi="Arial"/>
@@ -4350,7 +4350,7 @@
               <w:spacing w:after="10" w:before="0"/>
               <w:ind w:left="120"/>
             </w:pPr>
-            <w:hyperlink w:history="1" r:id="rId5n9ke0vmlojvlsaonylkd">
+            <w:hyperlink w:history="1" r:id="rIdld4qhb7aldzx8x-zkzm1g">
               <w:r>
                 <w:rPr>
                   <w:rFonts w:ascii="Arial" w:cs="Arial" w:eastAsia="Arial" w:hAnsi="Arial"/>
@@ -4412,7 +4412,7 @@
               <w:spacing w:after="10" w:before="0"/>
               <w:ind w:left="120"/>
             </w:pPr>
-            <w:hyperlink w:history="1" r:id="rIdr3gdwbywpmr6wycvslgze">
+            <w:hyperlink w:history="1" r:id="rIdcuqulvn7tep8npkjypvbq">
               <w:r>
                 <w:rPr>
                   <w:rFonts w:ascii="Arial" w:cs="Arial" w:eastAsia="Arial" w:hAnsi="Arial"/>
@@ -4627,7 +4627,7 @@
             <w:pPr>
               <w:spacing w:after="20" w:before="0"/>
             </w:pPr>
-            <w:hyperlink w:history="1" r:id="rId6ikp2zgdactfhatch0nlu">
+            <w:hyperlink w:history="1" r:id="rIdawyqncqo4rrajfmin0ioh">
               <w:r>
                 <w:rPr>
                   <w:rFonts w:ascii="Arial" w:cs="Arial" w:eastAsia="Arial" w:hAnsi="Arial"/>
@@ -4660,7 +4660,7 @@
               <w:spacing w:after="10" w:before="0"/>
               <w:ind w:left="120"/>
             </w:pPr>
-            <w:hyperlink w:history="1" r:id="rId4kbj-fbqznwtjjcfihefs">
+            <w:hyperlink w:history="1" r:id="rIdvu4nvasxc57z1zdsnzao0">
               <w:r>
                 <w:rPr>
                   <w:rFonts w:ascii="Arial" w:cs="Arial" w:eastAsia="Arial" w:hAnsi="Arial"/>
@@ -4722,7 +4722,7 @@
               <w:spacing w:after="10" w:before="0"/>
               <w:ind w:left="120"/>
             </w:pPr>
-            <w:hyperlink w:history="1" r:id="rIdmyolymvf3bro6w1pwreqi">
+            <w:hyperlink w:history="1" r:id="rIdtpoabknp_br2rmhfrwymv">
               <w:r>
                 <w:rPr>
                   <w:rFonts w:ascii="Arial" w:cs="Arial" w:eastAsia="Arial" w:hAnsi="Arial"/>
@@ -4937,7 +4937,7 @@
             <w:pPr>
               <w:spacing w:after="20" w:before="0"/>
             </w:pPr>
-            <w:hyperlink w:history="1" r:id="rId5u9ure5imcacuunwrx1tx">
+            <w:hyperlink w:history="1" r:id="rId4slpygk6egp4ubatxwat2">
               <w:r>
                 <w:rPr>
                   <w:rFonts w:ascii="Arial" w:cs="Arial" w:eastAsia="Arial" w:hAnsi="Arial"/>
@@ -4986,7 +4986,7 @@
               <w:spacing w:after="10" w:before="0"/>
               <w:ind w:left="120"/>
             </w:pPr>
-            <w:hyperlink w:history="1" r:id="rId5mvu-zeanjt6zriv7pj-u">
+            <w:hyperlink w:history="1" r:id="rIdz0fak2irkmkq6nsk0rdru">
               <w:r>
                 <w:rPr>
                   <w:rFonts w:ascii="Arial" w:cs="Arial" w:eastAsia="Arial" w:hAnsi="Arial"/>
@@ -5048,7 +5048,7 @@
               <w:spacing w:after="10" w:before="0"/>
               <w:ind w:left="120"/>
             </w:pPr>
-            <w:hyperlink w:history="1" r:id="rIdcahe5s4_cohr2nhn2917u">
+            <w:hyperlink w:history="1" r:id="rIdbquyjcaxmgq8jtlfgbe5k">
               <w:r>
                 <w:rPr>
                   <w:rFonts w:ascii="Arial" w:cs="Arial" w:eastAsia="Arial" w:hAnsi="Arial"/>
@@ -5263,7 +5263,7 @@
             <w:pPr>
               <w:spacing w:after="20" w:before="0"/>
             </w:pPr>
-            <w:hyperlink w:history="1" r:id="rId3tilxeok0buf0nqehnwa3">
+            <w:hyperlink w:history="1" r:id="rIdwls5hjfumukez0a6g0so7">
               <w:r>
                 <w:rPr>
                   <w:rFonts w:ascii="Arial" w:cs="Arial" w:eastAsia="Arial" w:hAnsi="Arial"/>
@@ -5312,7 +5312,7 @@
               <w:spacing w:after="10" w:before="0"/>
               <w:ind w:left="120"/>
             </w:pPr>
-            <w:hyperlink w:history="1" r:id="rId8ffft6nkjgzzap_x0ms_o">
+            <w:hyperlink w:history="1" r:id="rIdpmmt1n2qbmpaphmrptiqf">
               <w:r>
                 <w:rPr>
                   <w:rFonts w:ascii="Arial" w:cs="Arial" w:eastAsia="Arial" w:hAnsi="Arial"/>
@@ -5374,7 +5374,7 @@
               <w:spacing w:after="10" w:before="0"/>
               <w:ind w:left="120"/>
             </w:pPr>
-            <w:hyperlink w:history="1" r:id="rIdqn7wm_mi0z7skvub-1hhe">
+            <w:hyperlink w:history="1" r:id="rIdlydzl93zlytbdz1rrdicg">
               <w:r>
                 <w:rPr>
                   <w:rFonts w:ascii="Arial" w:cs="Arial" w:eastAsia="Arial" w:hAnsi="Arial"/>
@@ -5589,7 +5589,7 @@
             <w:pPr>
               <w:spacing w:after="20" w:before="0"/>
             </w:pPr>
-            <w:hyperlink w:history="1" r:id="rIdib6-zbu0sjmrphvafns0n">
+            <w:hyperlink w:history="1" r:id="rIdn495tizhwmfumj8xfqhsa">
               <w:r>
                 <w:rPr>
                   <w:rFonts w:ascii="Arial" w:cs="Arial" w:eastAsia="Arial" w:hAnsi="Arial"/>
@@ -5638,7 +5638,7 @@
               <w:spacing w:after="10" w:before="0"/>
               <w:ind w:left="120"/>
             </w:pPr>
-            <w:hyperlink w:history="1" r:id="rId_c4picysvw5fcesni79c3">
+            <w:hyperlink w:history="1" r:id="rIdufyql26_pxwz9qqmbyyt1">
               <w:r>
                 <w:rPr>
                   <w:rFonts w:ascii="Arial" w:cs="Arial" w:eastAsia="Arial" w:hAnsi="Arial"/>
@@ -5700,7 +5700,7 @@
               <w:spacing w:after="10" w:before="0"/>
               <w:ind w:left="120"/>
             </w:pPr>
-            <w:hyperlink w:history="1" r:id="rIdkrldngr1x8qq3_ncgcvl1">
+            <w:hyperlink w:history="1" r:id="rIdk2gkvdagq2vbaf9ajrdik">
               <w:r>
                 <w:rPr>
                   <w:rFonts w:ascii="Arial" w:cs="Arial" w:eastAsia="Arial" w:hAnsi="Arial"/>
@@ -6240,7 +6240,7 @@
         </w:rPr>
         <w:t xml:space="preserve">© 2026 SeaVuria and ARES. Aligned with KICD objectives. Developed by SeaVuria; technical implementation by ARES (with AI assistance from Claude). Licensed under </w:t>
       </w:r>
-      <w:hyperlink w:history="1" r:id="rId_mnav4m-8fump1vcbcivr">
+      <w:hyperlink w:history="1" r:id="rIdog3ylomgb79ytonnxqw8u">
         <w:r>
           <w:rPr>
             <w:rFonts w:ascii="Arial" w:cs="Arial" w:eastAsia="Arial" w:hAnsi="Arial"/>
@@ -6261,7 +6261,7 @@
         </w:rPr>
         <w:t xml:space="preserve"> (</w:t>
       </w:r>
-      <w:hyperlink w:history="1" r:id="rIdmgpktbbxet6eryycjsxdj">
+      <w:hyperlink w:history="1" r:id="rIdacv5qmudlazg_2q3flcpa">
         <w:r>
           <w:rPr>
             <w:rFonts w:ascii="Arial" w:cs="Arial" w:eastAsia="Arial" w:hAnsi="Arial"/>
@@ -7301,7 +7301,7 @@
             <w:pPr>
               <w:spacing w:after="20" w:before="0"/>
             </w:pPr>
-            <w:hyperlink w:history="1" r:id="rIdsurmy1irve8kfl4xuyx9y">
+            <w:hyperlink w:history="1" r:id="rIdrx5iojtfcqcpu7kpazbl6">
               <w:r>
                 <w:rPr>
                   <w:rFonts w:ascii="Arial" w:cs="Arial" w:eastAsia="Arial" w:hAnsi="Arial"/>
@@ -7334,7 +7334,7 @@
               <w:spacing w:after="10" w:before="0"/>
               <w:ind w:left="120"/>
             </w:pPr>
-            <w:hyperlink w:history="1" r:id="rIdx-eye5wxddm2sd8lgohyj">
+            <w:hyperlink w:history="1" r:id="rIdizebhpahmx3pfpdzp0-ap">
               <w:r>
                 <w:rPr>
                   <w:rFonts w:ascii="Arial" w:cs="Arial" w:eastAsia="Arial" w:hAnsi="Arial"/>
@@ -7379,7 +7379,7 @@
             <w:pPr>
               <w:spacing w:after="20" w:before="0"/>
             </w:pPr>
-            <w:hyperlink w:history="1" r:id="rIdev8gnl0z880-cipxr4-0j">
+            <w:hyperlink w:history="1" r:id="rId3boygfqyepzbr3vodwsir">
               <w:r>
                 <w:rPr>
                   <w:rFonts w:ascii="Arial" w:cs="Arial" w:eastAsia="Arial" w:hAnsi="Arial"/>
@@ -7412,7 +7412,7 @@
               <w:spacing w:after="10" w:before="0"/>
               <w:ind w:left="120"/>
             </w:pPr>
-            <w:hyperlink w:history="1" r:id="rIduyaph_d72_q6zq4ncsdmi">
+            <w:hyperlink w:history="1" r:id="rIdu74ppkiqes0jkwpknbuyb">
               <w:r>
                 <w:rPr>
                   <w:rFonts w:ascii="Arial" w:cs="Arial" w:eastAsia="Arial" w:hAnsi="Arial"/>
@@ -7612,7 +7612,7 @@
             <w:pPr>
               <w:spacing w:after="20" w:before="0"/>
             </w:pPr>
-            <w:hyperlink w:history="1" r:id="rIdofx-svhk-1y5o6dzi4jy7">
+            <w:hyperlink w:history="1" r:id="rId-ybqhne_rwobxyrf3zsef">
               <w:r>
                 <w:rPr>
                   <w:rFonts w:ascii="Arial" w:cs="Arial" w:eastAsia="Arial" w:hAnsi="Arial"/>
@@ -7645,7 +7645,7 @@
               <w:spacing w:after="10" w:before="0"/>
               <w:ind w:left="120"/>
             </w:pPr>
-            <w:hyperlink w:history="1" r:id="rIdbk8kmcgqpc3dbttyavdvl">
+            <w:hyperlink w:history="1" r:id="rIdarsvwugu2seztwcrqpgd5">
               <w:r>
                 <w:rPr>
                   <w:rFonts w:ascii="Arial" w:cs="Arial" w:eastAsia="Arial" w:hAnsi="Arial"/>
@@ -7690,7 +7690,7 @@
             <w:pPr>
               <w:spacing w:after="20" w:before="0"/>
             </w:pPr>
-            <w:hyperlink w:history="1" r:id="rIdfl-4ajxbwwzt6dg7v-syp">
+            <w:hyperlink w:history="1" r:id="rIdi894qomsmge1e5_ahsv_m">
               <w:r>
                 <w:rPr>
                   <w:rFonts w:ascii="Arial" w:cs="Arial" w:eastAsia="Arial" w:hAnsi="Arial"/>
@@ -7723,7 +7723,7 @@
               <w:spacing w:after="10" w:before="0"/>
               <w:ind w:left="120"/>
             </w:pPr>
-            <w:hyperlink w:history="1" r:id="rIdjaxpyqqfpdjsasstdpl1n">
+            <w:hyperlink w:history="1" r:id="rIdmo0khb6isoherppedfsws">
               <w:r>
                 <w:rPr>
                   <w:rFonts w:ascii="Arial" w:cs="Arial" w:eastAsia="Arial" w:hAnsi="Arial"/>
@@ -8003,7 +8003,7 @@
             <w:pPr>
               <w:spacing w:after="20" w:before="0"/>
             </w:pPr>
-            <w:hyperlink w:history="1" r:id="rIdhsoyxp1mtduvmtcschwxn">
+            <w:hyperlink w:history="1" r:id="rId5dyl9fn1ytzgptmwm2kya">
               <w:r>
                 <w:rPr>
                   <w:rFonts w:ascii="Arial" w:cs="Arial" w:eastAsia="Arial" w:hAnsi="Arial"/>
@@ -8036,7 +8036,7 @@
               <w:spacing w:after="10" w:before="0"/>
               <w:ind w:left="120"/>
             </w:pPr>
-            <w:hyperlink w:history="1" r:id="rIdz9taczscyy2f6bzlac2wg">
+            <w:hyperlink w:history="1" r:id="rIdnpuzu3txlnwsiwgvkdw5i">
               <w:r>
                 <w:rPr>
                   <w:rFonts w:ascii="Arial" w:cs="Arial" w:eastAsia="Arial" w:hAnsi="Arial"/>
@@ -8081,7 +8081,7 @@
             <w:pPr>
               <w:spacing w:after="20" w:before="0"/>
             </w:pPr>
-            <w:hyperlink w:history="1" r:id="rIdu3effh3eqxvmjhuxwjz8r">
+            <w:hyperlink w:history="1" r:id="rId52fxlyklu1-kgodswo7ex">
               <w:r>
                 <w:rPr>
                   <w:rFonts w:ascii="Arial" w:cs="Arial" w:eastAsia="Arial" w:hAnsi="Arial"/>
@@ -8114,7 +8114,7 @@
               <w:spacing w:after="10" w:before="0"/>
               <w:ind w:left="120"/>
             </w:pPr>
-            <w:hyperlink w:history="1" r:id="rIdr8rycshyv7mthuqxqcrfp">
+            <w:hyperlink w:history="1" r:id="rIdzfhows0h1e8tsla87kiaj">
               <w:r>
                 <w:rPr>
                   <w:rFonts w:ascii="Arial" w:cs="Arial" w:eastAsia="Arial" w:hAnsi="Arial"/>
@@ -8314,7 +8314,7 @@
             <w:pPr>
               <w:spacing w:after="20" w:before="0"/>
             </w:pPr>
-            <w:hyperlink w:history="1" r:id="rId2l89sbdhfhvkvvirfexaa">
+            <w:hyperlink w:history="1" r:id="rIdamwejb3rcfb-kzbpaimni">
               <w:r>
                 <w:rPr>
                   <w:rFonts w:ascii="Arial" w:cs="Arial" w:eastAsia="Arial" w:hAnsi="Arial"/>
@@ -8347,7 +8347,7 @@
               <w:spacing w:after="10" w:before="0"/>
               <w:ind w:left="120"/>
             </w:pPr>
-            <w:hyperlink w:history="1" r:id="rIdj17yijskrehyyi2mw1s6_">
+            <w:hyperlink w:history="1" r:id="rIdiaomxsbqu_3h2w3m0swva">
               <w:r>
                 <w:rPr>
                   <w:rFonts w:ascii="Arial" w:cs="Arial" w:eastAsia="Arial" w:hAnsi="Arial"/>
@@ -8392,7 +8392,7 @@
             <w:pPr>
               <w:spacing w:after="20" w:before="0"/>
             </w:pPr>
-            <w:hyperlink w:history="1" r:id="rIddo3vtbgjmufsrpjy1cnfv">
+            <w:hyperlink w:history="1" r:id="rIdlnrzvh-a6qvauoylvtasv">
               <w:r>
                 <w:rPr>
                   <w:rFonts w:ascii="Arial" w:cs="Arial" w:eastAsia="Arial" w:hAnsi="Arial"/>
@@ -8425,7 +8425,7 @@
               <w:spacing w:after="10" w:before="0"/>
               <w:ind w:left="120"/>
             </w:pPr>
-            <w:hyperlink w:history="1" r:id="rId4dvid9x1p7m5o7mo7g5nd">
+            <w:hyperlink w:history="1" r:id="rId-94sj4iembgy_1hvk5wmo">
               <w:r>
                 <w:rPr>
                   <w:rFonts w:ascii="Arial" w:cs="Arial" w:eastAsia="Arial" w:hAnsi="Arial"/>
@@ -8625,7 +8625,7 @@
             <w:pPr>
               <w:spacing w:after="20" w:before="0"/>
             </w:pPr>
-            <w:hyperlink w:history="1" r:id="rIdl2um5klgsbo0dk_xwec7p">
+            <w:hyperlink w:history="1" r:id="rIdouksmz-btwxdmfqglwnlx">
               <w:r>
                 <w:rPr>
                   <w:rFonts w:ascii="Arial" w:cs="Arial" w:eastAsia="Arial" w:hAnsi="Arial"/>
@@ -8658,7 +8658,7 @@
               <w:spacing w:after="10" w:before="0"/>
               <w:ind w:left="120"/>
             </w:pPr>
-            <w:hyperlink w:history="1" r:id="rIdinbgamaz6gb5xnahgoybm">
+            <w:hyperlink w:history="1" r:id="rIddrtznbkgaqa3wne1xd4sn">
               <w:r>
                 <w:rPr>
                   <w:rFonts w:ascii="Arial" w:cs="Arial" w:eastAsia="Arial" w:hAnsi="Arial"/>
@@ -8703,7 +8703,7 @@
             <w:pPr>
               <w:spacing w:after="20" w:before="0"/>
             </w:pPr>
-            <w:hyperlink w:history="1" r:id="rIdbwode8uwguxgbbbnd07st">
+            <w:hyperlink w:history="1" r:id="rId6hesrjo_i1eaqxst98jpt">
               <w:r>
                 <w:rPr>
                   <w:rFonts w:ascii="Arial" w:cs="Arial" w:eastAsia="Arial" w:hAnsi="Arial"/>
@@ -8736,7 +8736,7 @@
               <w:spacing w:after="10" w:before="0"/>
               <w:ind w:left="120"/>
             </w:pPr>
-            <w:hyperlink w:history="1" r:id="rIdyqwhvmxfetnwwtdpgel5x">
+            <w:hyperlink w:history="1" r:id="rIdgutvrsoq1wvllpipminxc">
               <w:r>
                 <w:rPr>
                   <w:rFonts w:ascii="Arial" w:cs="Arial" w:eastAsia="Arial" w:hAnsi="Arial"/>
@@ -9261,7 +9261,7 @@
         </w:rPr>
         <w:t xml:space="preserve">© 2026 SeaVuria and ARES. Aligned with KICD objectives. Developed by SeaVuria; technical implementation by ARES (with AI assistance from Claude). Licensed under </w:t>
       </w:r>
-      <w:hyperlink w:history="1" r:id="rIdhw_ifh7wuqiap4fcvwbl3">
+      <w:hyperlink w:history="1" r:id="rIdtcqd03k_pvttbmlhbayrf">
         <w:r>
           <w:rPr>
             <w:rFonts w:ascii="Arial" w:cs="Arial" w:eastAsia="Arial" w:hAnsi="Arial"/>
@@ -9282,7 +9282,7 @@
         </w:rPr>
         <w:t xml:space="preserve"> (</w:t>
       </w:r>
-      <w:hyperlink w:history="1" r:id="rIdpsh-ral0r_xqgakown6iu">
+      <w:hyperlink w:history="1" r:id="rId1iovypajw0dqgrlz7cl1l">
         <w:r>
           <w:rPr>
             <w:rFonts w:ascii="Arial" w:cs="Arial" w:eastAsia="Arial" w:hAnsi="Arial"/>
@@ -10322,7 +10322,7 @@
             <w:pPr>
               <w:spacing w:after="20" w:before="0"/>
             </w:pPr>
-            <w:hyperlink w:history="1" r:id="rIdjeb_ec93vx0ozmvopjuzd">
+            <w:hyperlink w:history="1" r:id="rIdji1dasiw4y85iabf-bmut">
               <w:r>
                 <w:rPr>
                   <w:rFonts w:ascii="Arial" w:cs="Arial" w:eastAsia="Arial" w:hAnsi="Arial"/>
@@ -10371,7 +10371,7 @@
               <w:spacing w:after="10" w:before="0"/>
               <w:ind w:left="120"/>
             </w:pPr>
-            <w:hyperlink w:history="1" r:id="rId9kzr79ikdnn30eimesoje">
+            <w:hyperlink w:history="1" r:id="rIdgfkgxipr1d1ru6ikja6gi">
               <w:r>
                 <w:rPr>
                   <w:rFonts w:ascii="Arial" w:cs="Arial" w:eastAsia="Arial" w:hAnsi="Arial"/>
@@ -10416,7 +10416,7 @@
             <w:pPr>
               <w:spacing w:after="20" w:before="0"/>
             </w:pPr>
-            <w:hyperlink w:history="1" r:id="rIdvu3kjub8dnv7_zd0jinek">
+            <w:hyperlink w:history="1" r:id="rIdvwbbzvu3x0vnylmecdyfs">
               <w:r>
                 <w:rPr>
                   <w:rFonts w:ascii="Arial" w:cs="Arial" w:eastAsia="Arial" w:hAnsi="Arial"/>
@@ -10465,7 +10465,7 @@
               <w:spacing w:after="10" w:before="0"/>
               <w:ind w:left="120"/>
             </w:pPr>
-            <w:hyperlink w:history="1" r:id="rIdhjsxcrwiyrb0eg2-hmdrj">
+            <w:hyperlink w:history="1" r:id="rId_ceqiwi6xtwtocdo-bd5_">
               <w:r>
                 <w:rPr>
                   <w:rFonts w:ascii="Arial" w:cs="Arial" w:eastAsia="Arial" w:hAnsi="Arial"/>
@@ -10665,7 +10665,7 @@
             <w:pPr>
               <w:spacing w:after="20" w:before="0"/>
             </w:pPr>
-            <w:hyperlink w:history="1" r:id="rIdup_b1qm1v31lox51ai3kh">
+            <w:hyperlink w:history="1" r:id="rId7gdaxkmvmu6ycss2d0219">
               <w:r>
                 <w:rPr>
                   <w:rFonts w:ascii="Arial" w:cs="Arial" w:eastAsia="Arial" w:hAnsi="Arial"/>
@@ -10714,7 +10714,7 @@
               <w:spacing w:after="10" w:before="0"/>
               <w:ind w:left="120"/>
             </w:pPr>
-            <w:hyperlink w:history="1" r:id="rId78umtewk28xlmkbwo13p2">
+            <w:hyperlink w:history="1" r:id="rIdu0gkamal6z_gb8h0jmt0g">
               <w:r>
                 <w:rPr>
                   <w:rFonts w:ascii="Arial" w:cs="Arial" w:eastAsia="Arial" w:hAnsi="Arial"/>
@@ -10759,7 +10759,7 @@
             <w:pPr>
               <w:spacing w:after="20" w:before="0"/>
             </w:pPr>
-            <w:hyperlink w:history="1" r:id="rIdsj_e8ygodllpxbzetmusw">
+            <w:hyperlink w:history="1" r:id="rIdl0zc-xiy7kbiv4quwcoqa">
               <w:r>
                 <w:rPr>
                   <w:rFonts w:ascii="Arial" w:cs="Arial" w:eastAsia="Arial" w:hAnsi="Arial"/>
@@ -10808,7 +10808,7 @@
               <w:spacing w:after="10" w:before="0"/>
               <w:ind w:left="120"/>
             </w:pPr>
-            <w:hyperlink w:history="1" r:id="rIdiob1pod9qpwvu6jhau-e_">
+            <w:hyperlink w:history="1" r:id="rIdloapvbn3sjyxmwf3nj-ur">
               <w:r>
                 <w:rPr>
                   <w:rFonts w:ascii="Arial" w:cs="Arial" w:eastAsia="Arial" w:hAnsi="Arial"/>
@@ -11008,7 +11008,7 @@
             <w:pPr>
               <w:spacing w:after="20" w:before="0"/>
             </w:pPr>
-            <w:hyperlink w:history="1" r:id="rIdtd53m7sjaqdjand95vee0">
+            <w:hyperlink w:history="1" r:id="rIdmnbozduymx1rxyl1n-fr3">
               <w:r>
                 <w:rPr>
                   <w:rFonts w:ascii="Arial" w:cs="Arial" w:eastAsia="Arial" w:hAnsi="Arial"/>
@@ -11057,7 +11057,7 @@
               <w:spacing w:after="10" w:before="0"/>
               <w:ind w:left="120"/>
             </w:pPr>
-            <w:hyperlink w:history="1" r:id="rIdzm4qtw36idqz3g1s1fbij">
+            <w:hyperlink w:history="1" r:id="rIdhgqe6y7nce3hgdpsrumxf">
               <w:r>
                 <w:rPr>
                   <w:rFonts w:ascii="Arial" w:cs="Arial" w:eastAsia="Arial" w:hAnsi="Arial"/>
@@ -11102,7 +11102,7 @@
             <w:pPr>
               <w:spacing w:after="20" w:before="0"/>
             </w:pPr>
-            <w:hyperlink w:history="1" r:id="rIdv-ocyagq21bi09iez9-ox">
+            <w:hyperlink w:history="1" r:id="rId8ickawib-cw5imep15fvs">
               <w:r>
                 <w:rPr>
                   <w:rFonts w:ascii="Arial" w:cs="Arial" w:eastAsia="Arial" w:hAnsi="Arial"/>
@@ -11151,7 +11151,7 @@
               <w:spacing w:after="10" w:before="0"/>
               <w:ind w:left="120"/>
             </w:pPr>
-            <w:hyperlink w:history="1" r:id="rIdjiijzrjz0-_n8aicmaryg">
+            <w:hyperlink w:history="1" r:id="rIdqa-borj8kbltyn5op-shu">
               <w:r>
                 <w:rPr>
                   <w:rFonts w:ascii="Arial" w:cs="Arial" w:eastAsia="Arial" w:hAnsi="Arial"/>
@@ -11351,7 +11351,7 @@
             <w:pPr>
               <w:spacing w:after="20" w:before="0"/>
             </w:pPr>
-            <w:hyperlink w:history="1" r:id="rId_teus-zkjpzys4rp3k1if">
+            <w:hyperlink w:history="1" r:id="rIducnk7dps086arbbgselkf">
               <w:r>
                 <w:rPr>
                   <w:rFonts w:ascii="Arial" w:cs="Arial" w:eastAsia="Arial" w:hAnsi="Arial"/>
@@ -11400,7 +11400,7 @@
               <w:spacing w:after="10" w:before="0"/>
               <w:ind w:left="120"/>
             </w:pPr>
-            <w:hyperlink w:history="1" r:id="rId_gq-xkepg0en90xbw5vao">
+            <w:hyperlink w:history="1" r:id="rIdly48zbhv2o1trtvwlcdqj">
               <w:r>
                 <w:rPr>
                   <w:rFonts w:ascii="Arial" w:cs="Arial" w:eastAsia="Arial" w:hAnsi="Arial"/>
@@ -11445,7 +11445,7 @@
             <w:pPr>
               <w:spacing w:after="20" w:before="0"/>
             </w:pPr>
-            <w:hyperlink w:history="1" r:id="rIdpj3ixgtaj6aepajum11nk">
+            <w:hyperlink w:history="1" r:id="rIdrjruwinjnuhqabh9eb-en">
               <w:r>
                 <w:rPr>
                   <w:rFonts w:ascii="Arial" w:cs="Arial" w:eastAsia="Arial" w:hAnsi="Arial"/>
@@ -11494,7 +11494,7 @@
               <w:spacing w:after="10" w:before="0"/>
               <w:ind w:left="120"/>
             </w:pPr>
-            <w:hyperlink w:history="1" r:id="rIdpol2qtbfjdxvkotuxp511">
+            <w:hyperlink w:history="1" r:id="rIdy1ls_o3p50d9vnuf9udbh">
               <w:r>
                 <w:rPr>
                   <w:rFonts w:ascii="Arial" w:cs="Arial" w:eastAsia="Arial" w:hAnsi="Arial"/>
@@ -11694,7 +11694,7 @@
             <w:pPr>
               <w:spacing w:after="20" w:before="0"/>
             </w:pPr>
-            <w:hyperlink w:history="1" r:id="rId1zfo5u_perjy8asyhqher">
+            <w:hyperlink w:history="1" r:id="rIdofzkrjf6reyanqrb42wqd">
               <w:r>
                 <w:rPr>
                   <w:rFonts w:ascii="Arial" w:cs="Arial" w:eastAsia="Arial" w:hAnsi="Arial"/>
@@ -11743,7 +11743,7 @@
               <w:spacing w:after="10" w:before="0"/>
               <w:ind w:left="120"/>
             </w:pPr>
-            <w:hyperlink w:history="1" r:id="rIdexi-ez0lghxcn1cicfbb4">
+            <w:hyperlink w:history="1" r:id="rIdgn6ilngduxawrkje8a-wm">
               <w:r>
                 <w:rPr>
                   <w:rFonts w:ascii="Arial" w:cs="Arial" w:eastAsia="Arial" w:hAnsi="Arial"/>
@@ -11788,7 +11788,7 @@
             <w:pPr>
               <w:spacing w:after="20" w:before="0"/>
             </w:pPr>
-            <w:hyperlink w:history="1" r:id="rIdut6qtgdwmmqmfpmbd2qoi">
+            <w:hyperlink w:history="1" r:id="rIdndgxm7wtdy_it2jgryhp3">
               <w:r>
                 <w:rPr>
                   <w:rFonts w:ascii="Arial" w:cs="Arial" w:eastAsia="Arial" w:hAnsi="Arial"/>
@@ -11837,7 +11837,7 @@
               <w:spacing w:after="10" w:before="0"/>
               <w:ind w:left="120"/>
             </w:pPr>
-            <w:hyperlink w:history="1" r:id="rIdrflawmtfio93eejyzzg06">
+            <w:hyperlink w:history="1" r:id="rIdavq2vuedx_ujhqzob1r_t">
               <w:r>
                 <w:rPr>
                   <w:rFonts w:ascii="Arial" w:cs="Arial" w:eastAsia="Arial" w:hAnsi="Arial"/>
@@ -12362,7 +12362,7 @@
         </w:rPr>
         <w:t xml:space="preserve">© 2026 SeaVuria and ARES. Aligned with KICD objectives. Developed by SeaVuria; technical implementation by ARES (with AI assistance from Claude). Licensed under </w:t>
       </w:r>
-      <w:hyperlink w:history="1" r:id="rIdt-uxehqiexp3c8gf2aljs">
+      <w:hyperlink w:history="1" r:id="rIdv717pnq0emx6qbsxuumnq">
         <w:r>
           <w:rPr>
             <w:rFonts w:ascii="Arial" w:cs="Arial" w:eastAsia="Arial" w:hAnsi="Arial"/>
@@ -12383,7 +12383,7 @@
         </w:rPr>
         <w:t xml:space="preserve"> (</w:t>
       </w:r>
-      <w:hyperlink w:history="1" r:id="rIdytsdoyea6dw1goluvm82d">
+      <w:hyperlink w:history="1" r:id="rIdqllt_4zpstztunmz3zcct">
         <w:r>
           <w:rPr>
             <w:rFonts w:ascii="Arial" w:cs="Arial" w:eastAsia="Arial" w:hAnsi="Arial"/>
@@ -13423,7 +13423,7 @@
             <w:pPr>
               <w:spacing w:after="20" w:before="0"/>
             </w:pPr>
-            <w:hyperlink w:history="1" r:id="rIddjwpse41fowxrjzehig4e">
+            <w:hyperlink w:history="1" r:id="rIdexehcmbm0xjol0quq6hz9">
               <w:r>
                 <w:rPr>
                   <w:rFonts w:ascii="Arial" w:cs="Arial" w:eastAsia="Arial" w:hAnsi="Arial"/>
@@ -13472,7 +13472,7 @@
               <w:spacing w:after="10" w:before="0"/>
               <w:ind w:left="120"/>
             </w:pPr>
-            <w:hyperlink w:history="1" r:id="rIdjutf3o2eklwggmhyuydxt">
+            <w:hyperlink w:history="1" r:id="rIdetnankza06zpoxq__tc8u">
               <w:r>
                 <w:rPr>
                   <w:rFonts w:ascii="Arial" w:cs="Arial" w:eastAsia="Arial" w:hAnsi="Arial"/>
@@ -13517,7 +13517,7 @@
             <w:pPr>
               <w:spacing w:after="20" w:before="0"/>
             </w:pPr>
-            <w:hyperlink w:history="1" r:id="rIdwv_fpuz97z8yyihbac70j">
+            <w:hyperlink w:history="1" r:id="rId_voiyi3do6rj8zxou0swv">
               <w:r>
                 <w:rPr>
                   <w:rFonts w:ascii="Arial" w:cs="Arial" w:eastAsia="Arial" w:hAnsi="Arial"/>
@@ -13566,7 +13566,7 @@
               <w:spacing w:after="10" w:before="0"/>
               <w:ind w:left="120"/>
             </w:pPr>
-            <w:hyperlink w:history="1" r:id="rIdr5uhgoiwizscktqealx2w">
+            <w:hyperlink w:history="1" r:id="rIdade0beowkajlt_4fhm6zt">
               <w:r>
                 <w:rPr>
                   <w:rFonts w:ascii="Arial" w:cs="Arial" w:eastAsia="Arial" w:hAnsi="Arial"/>
@@ -13766,7 +13766,7 @@
             <w:pPr>
               <w:spacing w:after="20" w:before="0"/>
             </w:pPr>
-            <w:hyperlink w:history="1" r:id="rIdktbjz_hezy_iz-lm1xhq-">
+            <w:hyperlink w:history="1" r:id="rIdanaovz2tpllllkdcm6mmm">
               <w:r>
                 <w:rPr>
                   <w:rFonts w:ascii="Arial" w:cs="Arial" w:eastAsia="Arial" w:hAnsi="Arial"/>
@@ -13815,7 +13815,7 @@
               <w:spacing w:after="10" w:before="0"/>
               <w:ind w:left="120"/>
             </w:pPr>
-            <w:hyperlink w:history="1" r:id="rIdypaiiesy-r-huygkvygno">
+            <w:hyperlink w:history="1" r:id="rIdkzaasnnp1ok6ke228ss2h">
               <w:r>
                 <w:rPr>
                   <w:rFonts w:ascii="Arial" w:cs="Arial" w:eastAsia="Arial" w:hAnsi="Arial"/>
@@ -13860,7 +13860,7 @@
             <w:pPr>
               <w:spacing w:after="20" w:before="0"/>
             </w:pPr>
-            <w:hyperlink w:history="1" r:id="rIds7ifl69shzsi03ufwynun">
+            <w:hyperlink w:history="1" r:id="rIdhyqgzb7bvq-u7lk0slgvp">
               <w:r>
                 <w:rPr>
                   <w:rFonts w:ascii="Arial" w:cs="Arial" w:eastAsia="Arial" w:hAnsi="Arial"/>
@@ -13909,7 +13909,7 @@
               <w:spacing w:after="10" w:before="0"/>
               <w:ind w:left="120"/>
             </w:pPr>
-            <w:hyperlink w:history="1" r:id="rIdbdjztgxquarm33pvrl_jk">
+            <w:hyperlink w:history="1" r:id="rIdykzwf5reposiiujjqkjxm">
               <w:r>
                 <w:rPr>
                   <w:rFonts w:ascii="Arial" w:cs="Arial" w:eastAsia="Arial" w:hAnsi="Arial"/>
@@ -14109,7 +14109,7 @@
             <w:pPr>
               <w:spacing w:after="20" w:before="0"/>
             </w:pPr>
-            <w:hyperlink w:history="1" r:id="rIdqozmochjp6vdjm91iedz1">
+            <w:hyperlink w:history="1" r:id="rIdcb3l_wn94yohdxdhqln1p">
               <w:r>
                 <w:rPr>
                   <w:rFonts w:ascii="Arial" w:cs="Arial" w:eastAsia="Arial" w:hAnsi="Arial"/>
@@ -14158,7 +14158,7 @@
               <w:spacing w:after="10" w:before="0"/>
               <w:ind w:left="120"/>
             </w:pPr>
-            <w:hyperlink w:history="1" r:id="rIdrcaf924iquwcwhp5axpg4">
+            <w:hyperlink w:history="1" r:id="rIdky9klkunmgprljr7gwpwm">
               <w:r>
                 <w:rPr>
                   <w:rFonts w:ascii="Arial" w:cs="Arial" w:eastAsia="Arial" w:hAnsi="Arial"/>
@@ -14203,7 +14203,7 @@
             <w:pPr>
               <w:spacing w:after="20" w:before="0"/>
             </w:pPr>
-            <w:hyperlink w:history="1" r:id="rIdanocutbk6n4ap3qglmaex">
+            <w:hyperlink w:history="1" r:id="rIdzonsgrjknkvjjum10-pai">
               <w:r>
                 <w:rPr>
                   <w:rFonts w:ascii="Arial" w:cs="Arial" w:eastAsia="Arial" w:hAnsi="Arial"/>
@@ -14252,7 +14252,7 @@
               <w:spacing w:after="10" w:before="0"/>
               <w:ind w:left="120"/>
             </w:pPr>
-            <w:hyperlink w:history="1" r:id="rId70m5ktvd67h3z2bpqtsbt">
+            <w:hyperlink w:history="1" r:id="rId40xngmcffim6hd_ap4bvv">
               <w:r>
                 <w:rPr>
                   <w:rFonts w:ascii="Arial" w:cs="Arial" w:eastAsia="Arial" w:hAnsi="Arial"/>
@@ -14452,7 +14452,7 @@
             <w:pPr>
               <w:spacing w:after="20" w:before="0"/>
             </w:pPr>
-            <w:hyperlink w:history="1" r:id="rIdhcypulgqvjfsv-4gicwig">
+            <w:hyperlink w:history="1" r:id="rId8rujhbqqs8hrictp4s_73">
               <w:r>
                 <w:rPr>
                   <w:rFonts w:ascii="Arial" w:cs="Arial" w:eastAsia="Arial" w:hAnsi="Arial"/>
@@ -14501,7 +14501,7 @@
               <w:spacing w:after="10" w:before="0"/>
               <w:ind w:left="120"/>
             </w:pPr>
-            <w:hyperlink w:history="1" r:id="rIdoi35lzrr7l4ppmv8gm7fs">
+            <w:hyperlink w:history="1" r:id="rIdw2_igsp1zdhiuurnumgbg">
               <w:r>
                 <w:rPr>
                   <w:rFonts w:ascii="Arial" w:cs="Arial" w:eastAsia="Arial" w:hAnsi="Arial"/>
@@ -14546,7 +14546,7 @@
             <w:pPr>
               <w:spacing w:after="20" w:before="0"/>
             </w:pPr>
-            <w:hyperlink w:history="1" r:id="rIdti0sjx9t6xca32swllff2">
+            <w:hyperlink w:history="1" r:id="rIdrv0boytkjt7at-dw7ekm6">
               <w:r>
                 <w:rPr>
                   <w:rFonts w:ascii="Arial" w:cs="Arial" w:eastAsia="Arial" w:hAnsi="Arial"/>
@@ -14595,7 +14595,7 @@
               <w:spacing w:after="10" w:before="0"/>
               <w:ind w:left="120"/>
             </w:pPr>
-            <w:hyperlink w:history="1" r:id="rIdgbusjzapu58ctyq1uizd-">
+            <w:hyperlink w:history="1" r:id="rIdysntfqt50wibxtsfkaa1j">
               <w:r>
                 <w:rPr>
                   <w:rFonts w:ascii="Arial" w:cs="Arial" w:eastAsia="Arial" w:hAnsi="Arial"/>
@@ -14795,7 +14795,7 @@
             <w:pPr>
               <w:spacing w:after="20" w:before="0"/>
             </w:pPr>
-            <w:hyperlink w:history="1" r:id="rIdhmc4re7zol1vdj2womccz">
+            <w:hyperlink w:history="1" r:id="rId7b94bevupdjrd_hpr2slo">
               <w:r>
                 <w:rPr>
                   <w:rFonts w:ascii="Arial" w:cs="Arial" w:eastAsia="Arial" w:hAnsi="Arial"/>
@@ -14844,7 +14844,7 @@
               <w:spacing w:after="10" w:before="0"/>
               <w:ind w:left="120"/>
             </w:pPr>
-            <w:hyperlink w:history="1" r:id="rId4kgovit5wvcgfnpufhzks">
+            <w:hyperlink w:history="1" r:id="rIdlqymmyz-bwki5kui5uiij">
               <w:r>
                 <w:rPr>
                   <w:rFonts w:ascii="Arial" w:cs="Arial" w:eastAsia="Arial" w:hAnsi="Arial"/>
@@ -14889,7 +14889,7 @@
             <w:pPr>
               <w:spacing w:after="20" w:before="0"/>
             </w:pPr>
-            <w:hyperlink w:history="1" r:id="rIdaaab_gc73lvxa4ylklzrr">
+            <w:hyperlink w:history="1" r:id="rIda2kwfdfmh-dbmtep_mvp3">
               <w:r>
                 <w:rPr>
                   <w:rFonts w:ascii="Arial" w:cs="Arial" w:eastAsia="Arial" w:hAnsi="Arial"/>
@@ -14938,7 +14938,7 @@
               <w:spacing w:after="10" w:before="0"/>
               <w:ind w:left="120"/>
             </w:pPr>
-            <w:hyperlink w:history="1" r:id="rIdds0kyyfy9t-yiexx08o4n">
+            <w:hyperlink w:history="1" r:id="rId0ui-1lyp9njxshzzqctqt">
               <w:r>
                 <w:rPr>
                   <w:rFonts w:ascii="Arial" w:cs="Arial" w:eastAsia="Arial" w:hAnsi="Arial"/>
@@ -15463,7 +15463,7 @@
         </w:rPr>
         <w:t xml:space="preserve">© 2026 SeaVuria and ARES. Aligned with KICD objectives. Developed by SeaVuria; technical implementation by ARES (with AI assistance from Claude). Licensed under </w:t>
       </w:r>
-      <w:hyperlink w:history="1" r:id="rIdnvr15ggzy0pbrthtotjqv">
+      <w:hyperlink w:history="1" r:id="rIdimryqlky0bqoyqgsiiy8d">
         <w:r>
           <w:rPr>
             <w:rFonts w:ascii="Arial" w:cs="Arial" w:eastAsia="Arial" w:hAnsi="Arial"/>
@@ -15484,7 +15484,7 @@
         </w:rPr>
         <w:t xml:space="preserve"> (</w:t>
       </w:r>
-      <w:hyperlink w:history="1" r:id="rIdmnajiyaicpi82qvrm1ned">
+      <w:hyperlink w:history="1" r:id="rIddnxb_zhrdmd990idc_z9n">
         <w:r>
           <w:rPr>
             <w:rFonts w:ascii="Arial" w:cs="Arial" w:eastAsia="Arial" w:hAnsi="Arial"/>
@@ -16541,7 +16541,7 @@
               <w:spacing w:after="10" w:before="0"/>
               <w:ind w:left="120"/>
             </w:pPr>
-            <w:hyperlink w:history="1" r:id="rIdkxeuvhwemh8j7jsykcf7f">
+            <w:hyperlink w:history="1" r:id="rId7wwx04ahsch895brqpu4i">
               <w:r>
                 <w:rPr>
                   <w:rFonts w:ascii="Arial" w:cs="Arial" w:eastAsia="Arial" w:hAnsi="Arial"/>
@@ -16601,7 +16601,7 @@
             <w:pPr>
               <w:spacing w:after="20" w:before="0"/>
             </w:pPr>
-            <w:hyperlink w:history="1" r:id="rIdran4yw9ekkjwi7lqvmbnw">
+            <w:hyperlink w:history="1" r:id="rIddgo1jll1riztok8npfm-f">
               <w:r>
                 <w:rPr>
                   <w:rFonts w:ascii="Arial" w:cs="Arial" w:eastAsia="Arial" w:hAnsi="Arial"/>
@@ -16634,7 +16634,7 @@
               <w:spacing w:after="10" w:before="0"/>
               <w:ind w:left="120"/>
             </w:pPr>
-            <w:hyperlink w:history="1" r:id="rIddy95gto185wta-pyy4q-s">
+            <w:hyperlink w:history="1" r:id="rIduaqjcm-q0ln8ke-iak6yx">
               <w:r>
                 <w:rPr>
                   <w:rFonts w:ascii="Arial" w:cs="Arial" w:eastAsia="Arial" w:hAnsi="Arial"/>
@@ -16851,7 +16851,7 @@
               <w:spacing w:after="10" w:before="0"/>
               <w:ind w:left="120"/>
             </w:pPr>
-            <w:hyperlink w:history="1" r:id="rIdslafvpjyufkdsr9irvilc">
+            <w:hyperlink w:history="1" r:id="rIdv8drkpqiz1gj1ziiczojy">
               <w:r>
                 <w:rPr>
                   <w:rFonts w:ascii="Arial" w:cs="Arial" w:eastAsia="Arial" w:hAnsi="Arial"/>
@@ -16911,7 +16911,7 @@
             <w:pPr>
               <w:spacing w:after="20" w:before="0"/>
             </w:pPr>
-            <w:hyperlink w:history="1" r:id="rId3qyrnpglnr59glcneahsw">
+            <w:hyperlink w:history="1" r:id="rIdknnnabu61rclnvmtggd2e">
               <w:r>
                 <w:rPr>
                   <w:rFonts w:ascii="Arial" w:cs="Arial" w:eastAsia="Arial" w:hAnsi="Arial"/>
@@ -16944,7 +16944,7 @@
               <w:spacing w:after="10" w:before="0"/>
               <w:ind w:left="120"/>
             </w:pPr>
-            <w:hyperlink w:history="1" r:id="rIdtdpfos9uljmf6lxprujs0">
+            <w:hyperlink w:history="1" r:id="rIdyb3as_kfb3qacrotdftmv">
               <w:r>
                 <w:rPr>
                   <w:rFonts w:ascii="Arial" w:cs="Arial" w:eastAsia="Arial" w:hAnsi="Arial"/>
@@ -17161,7 +17161,7 @@
               <w:spacing w:after="10" w:before="0"/>
               <w:ind w:left="120"/>
             </w:pPr>
-            <w:hyperlink w:history="1" r:id="rId8v8pr3uwela5nam0f25zb">
+            <w:hyperlink w:history="1" r:id="rIddhmbmprgi4unaubwarsdy">
               <w:r>
                 <w:rPr>
                   <w:rFonts w:ascii="Arial" w:cs="Arial" w:eastAsia="Arial" w:hAnsi="Arial"/>
@@ -17221,7 +17221,7 @@
             <w:pPr>
               <w:spacing w:after="20" w:before="0"/>
             </w:pPr>
-            <w:hyperlink w:history="1" r:id="rIdiolvulxqefyp5src6pk5i">
+            <w:hyperlink w:history="1" r:id="rIdxyk7kxsffsq8vo-1orzjv">
               <w:r>
                 <w:rPr>
                   <w:rFonts w:ascii="Arial" w:cs="Arial" w:eastAsia="Arial" w:hAnsi="Arial"/>
@@ -17254,7 +17254,7 @@
               <w:spacing w:after="10" w:before="0"/>
               <w:ind w:left="120"/>
             </w:pPr>
-            <w:hyperlink w:history="1" r:id="rId223k9y41qcaf9j0ps48p4">
+            <w:hyperlink w:history="1" r:id="rIdmjp1knqr2yfaoyz2fcko6">
               <w:r>
                 <w:rPr>
                   <w:rFonts w:ascii="Arial" w:cs="Arial" w:eastAsia="Arial" w:hAnsi="Arial"/>
@@ -17471,7 +17471,7 @@
               <w:spacing w:after="10" w:before="0"/>
               <w:ind w:left="120"/>
             </w:pPr>
-            <w:hyperlink w:history="1" r:id="rIdi95sjkbug9lv-q1jlkj5t">
+            <w:hyperlink w:history="1" r:id="rIdjkwrygkiwtl_zdxrwtivu">
               <w:r>
                 <w:rPr>
                   <w:rFonts w:ascii="Arial" w:cs="Arial" w:eastAsia="Arial" w:hAnsi="Arial"/>
@@ -17531,7 +17531,7 @@
             <w:pPr>
               <w:spacing w:after="20" w:before="0"/>
             </w:pPr>
-            <w:hyperlink w:history="1" r:id="rIdkdmsrvi-h9s9uep1cfcbr">
+            <w:hyperlink w:history="1" r:id="rIdztjddtcmegc6es_1d9py9">
               <w:r>
                 <w:rPr>
                   <w:rFonts w:ascii="Arial" w:cs="Arial" w:eastAsia="Arial" w:hAnsi="Arial"/>
@@ -17564,7 +17564,7 @@
               <w:spacing w:after="10" w:before="0"/>
               <w:ind w:left="120"/>
             </w:pPr>
-            <w:hyperlink w:history="1" r:id="rIdngidjvj_lezjnariejnol">
+            <w:hyperlink w:history="1" r:id="rIdmkbakpuretjbzj9ieyqa8">
               <w:r>
                 <w:rPr>
                   <w:rFonts w:ascii="Arial" w:cs="Arial" w:eastAsia="Arial" w:hAnsi="Arial"/>
@@ -17781,7 +17781,7 @@
               <w:spacing w:after="10" w:before="0"/>
               <w:ind w:left="120"/>
             </w:pPr>
-            <w:hyperlink w:history="1" r:id="rIdo6ouudnrwapvnxnfn9uey">
+            <w:hyperlink w:history="1" r:id="rIdjxxgij9-vcfhwe9bvag9s">
               <w:r>
                 <w:rPr>
                   <w:rFonts w:ascii="Arial" w:cs="Arial" w:eastAsia="Arial" w:hAnsi="Arial"/>
@@ -17841,7 +17841,7 @@
             <w:pPr>
               <w:spacing w:after="20" w:before="0"/>
             </w:pPr>
-            <w:hyperlink w:history="1" r:id="rIddnchcacprxwsmj3-k-5z2">
+            <w:hyperlink w:history="1" r:id="rIdgjrmhv8z3xkewiibz3qrc">
               <w:r>
                 <w:rPr>
                   <w:rFonts w:ascii="Arial" w:cs="Arial" w:eastAsia="Arial" w:hAnsi="Arial"/>
@@ -17890,7 +17890,7 @@
               <w:spacing w:after="10" w:before="0"/>
               <w:ind w:left="120"/>
             </w:pPr>
-            <w:hyperlink w:history="1" r:id="rId-5rv_o4snd2jozo4tfy09">
+            <w:hyperlink w:history="1" r:id="rIdtjar8omocpc2f3brcyyo9">
               <w:r>
                 <w:rPr>
                   <w:rFonts w:ascii="Arial" w:cs="Arial" w:eastAsia="Arial" w:hAnsi="Arial"/>
@@ -18415,7 +18415,7 @@
         </w:rPr>
         <w:t xml:space="preserve">© 2026 SeaVuria and ARES. Aligned with KICD objectives. Developed by SeaVuria; technical implementation by ARES (with AI assistance from Claude). Licensed under </w:t>
       </w:r>
-      <w:hyperlink w:history="1" r:id="rIdxxvblpvuwhcdbz6e1x2lf">
+      <w:hyperlink w:history="1" r:id="rIdzfhvq5xfzpbnv_3ghssck">
         <w:r>
           <w:rPr>
             <w:rFonts w:ascii="Arial" w:cs="Arial" w:eastAsia="Arial" w:hAnsi="Arial"/>
@@ -18436,7 +18436,7 @@
         </w:rPr>
         <w:t xml:space="preserve"> (</w:t>
       </w:r>
-      <w:hyperlink w:history="1" r:id="rIdkhaagzm3bwwc4hk4doege">
+      <w:hyperlink w:history="1" r:id="rIdcgiehpx-wdr-r__u9drby">
         <w:r>
           <w:rPr>
             <w:rFonts w:ascii="Arial" w:cs="Arial" w:eastAsia="Arial" w:hAnsi="Arial"/>
@@ -19476,7 +19476,7 @@
             <w:pPr>
               <w:spacing w:after="20" w:before="0"/>
             </w:pPr>
-            <w:hyperlink w:history="1" r:id="rIdvu_l-hhqfvpx9ywlhx0nx">
+            <w:hyperlink w:history="1" r:id="rIdquyvixj-1qxjiq_er7dix">
               <w:r>
                 <w:rPr>
                   <w:rFonts w:ascii="Arial" w:cs="Arial" w:eastAsia="Arial" w:hAnsi="Arial"/>
@@ -19525,7 +19525,7 @@
               <w:spacing w:after="10" w:before="0"/>
               <w:ind w:left="120"/>
             </w:pPr>
-            <w:hyperlink w:history="1" r:id="rIdw4_kcbljeaw22fhstvjal">
+            <w:hyperlink w:history="1" r:id="rIdqxnx00fi2lav4e_inkibm">
               <w:r>
                 <w:rPr>
                   <w:rFonts w:ascii="Arial" w:cs="Arial" w:eastAsia="Arial" w:hAnsi="Arial"/>
@@ -19570,7 +19570,7 @@
             <w:pPr>
               <w:spacing w:after="20" w:before="0"/>
             </w:pPr>
-            <w:hyperlink w:history="1" r:id="rId6wvs6qnnkor5slxvnwohe">
+            <w:hyperlink w:history="1" r:id="rIdtzl02adr7fvupxzif-vvl">
               <w:r>
                 <w:rPr>
                   <w:rFonts w:ascii="Arial" w:cs="Arial" w:eastAsia="Arial" w:hAnsi="Arial"/>
@@ -19619,7 +19619,7 @@
               <w:spacing w:after="10" w:before="0"/>
               <w:ind w:left="120"/>
             </w:pPr>
-            <w:hyperlink w:history="1" r:id="rIdnddww4fjnjpakwrdc-_0n">
+            <w:hyperlink w:history="1" r:id="rIdntvhkev_izfeiebdgkz-m">
               <w:r>
                 <w:rPr>
                   <w:rFonts w:ascii="Arial" w:cs="Arial" w:eastAsia="Arial" w:hAnsi="Arial"/>
@@ -19819,7 +19819,7 @@
             <w:pPr>
               <w:spacing w:after="20" w:before="0"/>
             </w:pPr>
-            <w:hyperlink w:history="1" r:id="rIdq0zyndfjkgmogkv4bwk0v">
+            <w:hyperlink w:history="1" r:id="rId3n0haqjjc8cs6enkpyoff">
               <w:r>
                 <w:rPr>
                   <w:rFonts w:ascii="Arial" w:cs="Arial" w:eastAsia="Arial" w:hAnsi="Arial"/>
@@ -19868,7 +19868,7 @@
               <w:spacing w:after="10" w:before="0"/>
               <w:ind w:left="120"/>
             </w:pPr>
-            <w:hyperlink w:history="1" r:id="rIdxlqklr_yx56ydofuuli9t">
+            <w:hyperlink w:history="1" r:id="rIdaskh1grfp7siuwahvnfoe">
               <w:r>
                 <w:rPr>
                   <w:rFonts w:ascii="Arial" w:cs="Arial" w:eastAsia="Arial" w:hAnsi="Arial"/>
@@ -19913,7 +19913,7 @@
             <w:pPr>
               <w:spacing w:after="20" w:before="0"/>
             </w:pPr>
-            <w:hyperlink w:history="1" r:id="rId-t0zqqhzwwp_3q1rciuvv">
+            <w:hyperlink w:history="1" r:id="rIdknuz1bojvg9i7qouuadsc">
               <w:r>
                 <w:rPr>
                   <w:rFonts w:ascii="Arial" w:cs="Arial" w:eastAsia="Arial" w:hAnsi="Arial"/>
@@ -19962,7 +19962,7 @@
               <w:spacing w:after="10" w:before="0"/>
               <w:ind w:left="120"/>
             </w:pPr>
-            <w:hyperlink w:history="1" r:id="rIdupc5abcm3ftrezvbvszug">
+            <w:hyperlink w:history="1" r:id="rId1rq9xv5supxd-kzln9b_l">
               <w:r>
                 <w:rPr>
                   <w:rFonts w:ascii="Arial" w:cs="Arial" w:eastAsia="Arial" w:hAnsi="Arial"/>
@@ -20162,7 +20162,7 @@
             <w:pPr>
               <w:spacing w:after="20" w:before="0"/>
             </w:pPr>
-            <w:hyperlink w:history="1" r:id="rIdbkyqrnvpm7-35ryyjpdtc">
+            <w:hyperlink w:history="1" r:id="rIdjzabkv6wtrmpq4ljzjiqz">
               <w:r>
                 <w:rPr>
                   <w:rFonts w:ascii="Arial" w:cs="Arial" w:eastAsia="Arial" w:hAnsi="Arial"/>
@@ -20211,7 +20211,7 @@
               <w:spacing w:after="10" w:before="0"/>
               <w:ind w:left="120"/>
             </w:pPr>
-            <w:hyperlink w:history="1" r:id="rIdq_ejehau-wuyj1vx3pk7d">
+            <w:hyperlink w:history="1" r:id="rId4audynrrtwx6osts8szlo">
               <w:r>
                 <w:rPr>
                   <w:rFonts w:ascii="Arial" w:cs="Arial" w:eastAsia="Arial" w:hAnsi="Arial"/>
@@ -20256,7 +20256,7 @@
             <w:pPr>
               <w:spacing w:after="20" w:before="0"/>
             </w:pPr>
-            <w:hyperlink w:history="1" r:id="rIdjgogk_1ugcauroecawfux">
+            <w:hyperlink w:history="1" r:id="rIdbk3rmtk5zkhll0cpyxp1q">
               <w:r>
                 <w:rPr>
                   <w:rFonts w:ascii="Arial" w:cs="Arial" w:eastAsia="Arial" w:hAnsi="Arial"/>
@@ -20305,7 +20305,7 @@
               <w:spacing w:after="10" w:before="0"/>
               <w:ind w:left="120"/>
             </w:pPr>
-            <w:hyperlink w:history="1" r:id="rIdhmlskzabm8voqw_cqfvlz">
+            <w:hyperlink w:history="1" r:id="rIdbxvh2vn7zfqytrypcp-yg">
               <w:r>
                 <w:rPr>
                   <w:rFonts w:ascii="Arial" w:cs="Arial" w:eastAsia="Arial" w:hAnsi="Arial"/>
@@ -20505,7 +20505,7 @@
             <w:pPr>
               <w:spacing w:after="20" w:before="0"/>
             </w:pPr>
-            <w:hyperlink w:history="1" r:id="rIdxd14xmbk5-ci-oh2iicub">
+            <w:hyperlink w:history="1" r:id="rId0qv3hwhms3s2fxcv8pcyy">
               <w:r>
                 <w:rPr>
                   <w:rFonts w:ascii="Arial" w:cs="Arial" w:eastAsia="Arial" w:hAnsi="Arial"/>
@@ -20554,7 +20554,7 @@
               <w:spacing w:after="10" w:before="0"/>
               <w:ind w:left="120"/>
             </w:pPr>
-            <w:hyperlink w:history="1" r:id="rIdo8labkgx86x49toqjagqs">
+            <w:hyperlink w:history="1" r:id="rIdt24rbv_z6ptzzu1d0xrvz">
               <w:r>
                 <w:rPr>
                   <w:rFonts w:ascii="Arial" w:cs="Arial" w:eastAsia="Arial" w:hAnsi="Arial"/>
@@ -20599,7 +20599,7 @@
             <w:pPr>
               <w:spacing w:after="20" w:before="0"/>
             </w:pPr>
-            <w:hyperlink w:history="1" r:id="rIdqkqrz_wxe-os_pl1lz_gn">
+            <w:hyperlink w:history="1" r:id="rIdlgyzvrbkarnpfnikilj2a">
               <w:r>
                 <w:rPr>
                   <w:rFonts w:ascii="Arial" w:cs="Arial" w:eastAsia="Arial" w:hAnsi="Arial"/>
@@ -20648,7 +20648,7 @@
               <w:spacing w:after="10" w:before="0"/>
               <w:ind w:left="120"/>
             </w:pPr>
-            <w:hyperlink w:history="1" r:id="rIdy06ydroyduomk189xce6f">
+            <w:hyperlink w:history="1" r:id="rIdw40rszeqltlclgeerxs_t">
               <w:r>
                 <w:rPr>
                   <w:rFonts w:ascii="Arial" w:cs="Arial" w:eastAsia="Arial" w:hAnsi="Arial"/>
@@ -20848,7 +20848,7 @@
             <w:pPr>
               <w:spacing w:after="20" w:before="0"/>
             </w:pPr>
-            <w:hyperlink w:history="1" r:id="rIdosmfoevnq5cptpa88di5c">
+            <w:hyperlink w:history="1" r:id="rIdxtszsuee7pw-ojqhe3m-b">
               <w:r>
                 <w:rPr>
                   <w:rFonts w:ascii="Arial" w:cs="Arial" w:eastAsia="Arial" w:hAnsi="Arial"/>
@@ -20897,7 +20897,7 @@
               <w:spacing w:after="10" w:before="0"/>
               <w:ind w:left="120"/>
             </w:pPr>
-            <w:hyperlink w:history="1" r:id="rId40dezh7-oghftmv_kqg2r">
+            <w:hyperlink w:history="1" r:id="rIdy1abj4wol4mcsydlizj_n">
               <w:r>
                 <w:rPr>
                   <w:rFonts w:ascii="Arial" w:cs="Arial" w:eastAsia="Arial" w:hAnsi="Arial"/>
@@ -20942,7 +20942,7 @@
             <w:pPr>
               <w:spacing w:after="20" w:before="0"/>
             </w:pPr>
-            <w:hyperlink w:history="1" r:id="rIdi7fluitq6thrudo22zk0e">
+            <w:hyperlink w:history="1" r:id="rIdtmvp_1wwkjze4kky-78v1">
               <w:r>
                 <w:rPr>
                   <w:rFonts w:ascii="Arial" w:cs="Arial" w:eastAsia="Arial" w:hAnsi="Arial"/>
@@ -20991,7 +20991,7 @@
               <w:spacing w:after="10" w:before="0"/>
               <w:ind w:left="120"/>
             </w:pPr>
-            <w:hyperlink w:history="1" r:id="rIdmpzicoownud0b1jsvsnal">
+            <w:hyperlink w:history="1" r:id="rIdbhhzuu3mrmnn0npltexlh">
               <w:r>
                 <w:rPr>
                   <w:rFonts w:ascii="Arial" w:cs="Arial" w:eastAsia="Arial" w:hAnsi="Arial"/>
@@ -21516,7 +21516,7 @@
         </w:rPr>
         <w:t xml:space="preserve">© 2026 SeaVuria and ARES. Aligned with KICD objectives. Developed by SeaVuria; technical implementation by ARES (with AI assistance from Claude). Licensed under </w:t>
       </w:r>
-      <w:hyperlink w:history="1" r:id="rId8vlcs92jn-dfweiq15mrk">
+      <w:hyperlink w:history="1" r:id="rIdvz007hrqzzkwi_uer7hvv">
         <w:r>
           <w:rPr>
             <w:rFonts w:ascii="Arial" w:cs="Arial" w:eastAsia="Arial" w:hAnsi="Arial"/>
@@ -21537,7 +21537,7 @@
         </w:rPr>
         <w:t xml:space="preserve"> (</w:t>
       </w:r>
-      <w:hyperlink w:history="1" r:id="rIdplgyesclg4saav6kvnvtf">
+      <w:hyperlink w:history="1" r:id="rIdnw76bneuc2zmr-2-at9q2">
         <w:r>
           <w:rPr>
             <w:rFonts w:ascii="Arial" w:cs="Arial" w:eastAsia="Arial" w:hAnsi="Arial"/>
@@ -22594,7 +22594,7 @@
               <w:spacing w:after="10" w:before="0"/>
               <w:ind w:left="120"/>
             </w:pPr>
-            <w:hyperlink w:history="1" r:id="rId0lni8ekiuvvhh0vb5nuic">
+            <w:hyperlink w:history="1" r:id="rId3flm6e-4zt7d_rehjhyc-">
               <w:r>
                 <w:rPr>
                   <w:rFonts w:ascii="Arial" w:cs="Arial" w:eastAsia="Arial" w:hAnsi="Arial"/>
@@ -22654,7 +22654,7 @@
             <w:pPr>
               <w:spacing w:after="20" w:before="0"/>
             </w:pPr>
-            <w:hyperlink w:history="1" r:id="rIdejcytp9tm4cwb4tj6yf2k">
+            <w:hyperlink w:history="1" r:id="rIdg6k7-omb4gsjqabrtw1me">
               <w:r>
                 <w:rPr>
                   <w:rFonts w:ascii="Arial" w:cs="Arial" w:eastAsia="Arial" w:hAnsi="Arial"/>
@@ -22703,7 +22703,7 @@
               <w:spacing w:after="10" w:before="0"/>
               <w:ind w:left="120"/>
             </w:pPr>
-            <w:hyperlink w:history="1" r:id="rIdr5mjgduy-zocxceeblypw">
+            <w:hyperlink w:history="1" r:id="rIdkmryi85ff6zbkylp_sto0">
               <w:r>
                 <w:rPr>
                   <w:rFonts w:ascii="Arial" w:cs="Arial" w:eastAsia="Arial" w:hAnsi="Arial"/>
@@ -22920,7 +22920,7 @@
               <w:spacing w:after="10" w:before="0"/>
               <w:ind w:left="120"/>
             </w:pPr>
-            <w:hyperlink w:history="1" r:id="rIdnpyskdgbwaqhppygdp44v">
+            <w:hyperlink w:history="1" r:id="rIdiqgf-ofzjrznmrq7px5a3">
               <w:r>
                 <w:rPr>
                   <w:rFonts w:ascii="Arial" w:cs="Arial" w:eastAsia="Arial" w:hAnsi="Arial"/>
@@ -22980,7 +22980,7 @@
             <w:pPr>
               <w:spacing w:after="20" w:before="0"/>
             </w:pPr>
-            <w:hyperlink w:history="1" r:id="rIdllhhnwk1b5pzcdddt7_om">
+            <w:hyperlink w:history="1" r:id="rIdfx3vvx5ceu2lbi5hb-ryg">
               <w:r>
                 <w:rPr>
                   <w:rFonts w:ascii="Arial" w:cs="Arial" w:eastAsia="Arial" w:hAnsi="Arial"/>
@@ -23029,7 +23029,7 @@
               <w:spacing w:after="10" w:before="0"/>
               <w:ind w:left="120"/>
             </w:pPr>
-            <w:hyperlink w:history="1" r:id="rIdix6iwl1hdamawyb2y8g-g">
+            <w:hyperlink w:history="1" r:id="rIdiumey2fzobfoosjpys1dp">
               <w:r>
                 <w:rPr>
                   <w:rFonts w:ascii="Arial" w:cs="Arial" w:eastAsia="Arial" w:hAnsi="Arial"/>
@@ -23246,7 +23246,7 @@
               <w:spacing w:after="10" w:before="0"/>
               <w:ind w:left="120"/>
             </w:pPr>
-            <w:hyperlink w:history="1" r:id="rIdjxdqqeqjetrcgibrmkl6t">
+            <w:hyperlink w:history="1" r:id="rIdf9t-nfyxyc2-ipbvi2vae">
               <w:r>
                 <w:rPr>
                   <w:rFonts w:ascii="Arial" w:cs="Arial" w:eastAsia="Arial" w:hAnsi="Arial"/>
@@ -23306,7 +23306,7 @@
             <w:pPr>
               <w:spacing w:after="20" w:before="0"/>
             </w:pPr>
-            <w:hyperlink w:history="1" r:id="rIdxiua3vs9fnaiq-0krjywv">
+            <w:hyperlink w:history="1" r:id="rIdya31te411kszj5lmgokcm">
               <w:r>
                 <w:rPr>
                   <w:rFonts w:ascii="Arial" w:cs="Arial" w:eastAsia="Arial" w:hAnsi="Arial"/>
@@ -23355,7 +23355,7 @@
               <w:spacing w:after="10" w:before="0"/>
               <w:ind w:left="120"/>
             </w:pPr>
-            <w:hyperlink w:history="1" r:id="rIdew5ymodgd1hnxv0xmtkin">
+            <w:hyperlink w:history="1" r:id="rIdk00vssqs-5qormz52ciis">
               <w:r>
                 <w:rPr>
                   <w:rFonts w:ascii="Arial" w:cs="Arial" w:eastAsia="Arial" w:hAnsi="Arial"/>
@@ -23572,7 +23572,7 @@
               <w:spacing w:after="10" w:before="0"/>
               <w:ind w:left="120"/>
             </w:pPr>
-            <w:hyperlink w:history="1" r:id="rIdj1yvqo_ifkee_vupqebyk">
+            <w:hyperlink w:history="1" r:id="rIdewuzscdigeqasl15wwdhy">
               <w:r>
                 <w:rPr>
                   <w:rFonts w:ascii="Arial" w:cs="Arial" w:eastAsia="Arial" w:hAnsi="Arial"/>
@@ -23632,7 +23632,7 @@
             <w:pPr>
               <w:spacing w:after="20" w:before="0"/>
             </w:pPr>
-            <w:hyperlink w:history="1" r:id="rIdm1y5wesi-clufz3cfnb28">
+            <w:hyperlink w:history="1" r:id="rIdzce_0qvaqxum7w_wkujsb">
               <w:r>
                 <w:rPr>
                   <w:rFonts w:ascii="Arial" w:cs="Arial" w:eastAsia="Arial" w:hAnsi="Arial"/>
@@ -23681,7 +23681,7 @@
               <w:spacing w:after="10" w:before="0"/>
               <w:ind w:left="120"/>
             </w:pPr>
-            <w:hyperlink w:history="1" r:id="rId_mbe7xkcjvhecukgiy4_3">
+            <w:hyperlink w:history="1" r:id="rIdwflvmhomsourfram6ld8w">
               <w:r>
                 <w:rPr>
                   <w:rFonts w:ascii="Arial" w:cs="Arial" w:eastAsia="Arial" w:hAnsi="Arial"/>
@@ -23898,7 +23898,7 @@
               <w:spacing w:after="10" w:before="0"/>
               <w:ind w:left="120"/>
             </w:pPr>
-            <w:hyperlink w:history="1" r:id="rIdjwy1imnftkvswtouyr0ur">
+            <w:hyperlink w:history="1" r:id="rIdp63ry3eyp-f5gov2h0gc3">
               <w:r>
                 <w:rPr>
                   <w:rFonts w:ascii="Arial" w:cs="Arial" w:eastAsia="Arial" w:hAnsi="Arial"/>
@@ -23958,7 +23958,7 @@
             <w:pPr>
               <w:spacing w:after="20" w:before="0"/>
             </w:pPr>
-            <w:hyperlink w:history="1" r:id="rIdj05qzs7riihx6uvjlppf5">
+            <w:hyperlink w:history="1" r:id="rIdk0_enl_nqtmnlsdthmwr8">
               <w:r>
                 <w:rPr>
                   <w:rFonts w:ascii="Arial" w:cs="Arial" w:eastAsia="Arial" w:hAnsi="Arial"/>
@@ -24007,7 +24007,7 @@
               <w:spacing w:after="10" w:before="0"/>
               <w:ind w:left="120"/>
             </w:pPr>
-            <w:hyperlink w:history="1" r:id="rIdqmbkgduj6q_cpgdqzm34k">
+            <w:hyperlink w:history="1" r:id="rIdt_uwsiomtuntg3n15hq14">
               <w:r>
                 <w:rPr>
                   <w:rFonts w:ascii="Arial" w:cs="Arial" w:eastAsia="Arial" w:hAnsi="Arial"/>
@@ -24532,7 +24532,7 @@
         </w:rPr>
         <w:t xml:space="preserve">© 2026 SeaVuria and ARES. Aligned with KICD objectives. Developed by SeaVuria; technical implementation by ARES (with AI assistance from Claude). Licensed under </w:t>
       </w:r>
-      <w:hyperlink w:history="1" r:id="rIdvzrwmfyb6h8pfflpn6spy">
+      <w:hyperlink w:history="1" r:id="rId-3uvc0msbk2qkxba8cc3q">
         <w:r>
           <w:rPr>
             <w:rFonts w:ascii="Arial" w:cs="Arial" w:eastAsia="Arial" w:hAnsi="Arial"/>
@@ -24553,7 +24553,7 @@
         </w:rPr>
         <w:t xml:space="preserve"> (</w:t>
       </w:r>
-      <w:hyperlink w:history="1" r:id="rIdlqybeyodl6w5fvrqwjowy">
+      <w:hyperlink w:history="1" r:id="rIdmdcakdcm-dw4s69gh1t7f">
         <w:r>
           <w:rPr>
             <w:rFonts w:ascii="Arial" w:cs="Arial" w:eastAsia="Arial" w:hAnsi="Arial"/>
@@ -25610,7 +25610,7 @@
               <w:spacing w:after="10" w:before="0"/>
               <w:ind w:left="120"/>
             </w:pPr>
-            <w:hyperlink w:history="1" r:id="rIdnspluokd67xzlgtvhwds9">
+            <w:hyperlink w:history="1" r:id="rIdgrmprelpenyicm-sqksag">
               <w:r>
                 <w:rPr>
                   <w:rFonts w:ascii="Arial" w:cs="Arial" w:eastAsia="Arial" w:hAnsi="Arial"/>
@@ -25687,7 +25687,7 @@
               <w:spacing w:after="10" w:before="0"/>
               <w:ind w:left="120"/>
             </w:pPr>
-            <w:hyperlink w:history="1" r:id="rId6_qh8koxkvfirdr0hgx9x">
+            <w:hyperlink w:history="1" r:id="rId-b91bbj3oa2ylrgxmnxsk">
               <w:r>
                 <w:rPr>
                   <w:rFonts w:ascii="Arial" w:cs="Arial" w:eastAsia="Arial" w:hAnsi="Arial"/>
@@ -25919,7 +25919,7 @@
               <w:spacing w:after="10" w:before="0"/>
               <w:ind w:left="120"/>
             </w:pPr>
-            <w:hyperlink w:history="1" r:id="rId3n0kymv895xbvjf6twrgf">
+            <w:hyperlink w:history="1" r:id="rIdrsjik8ttrr69rbtt71bpn">
               <w:r>
                 <w:rPr>
                   <w:rFonts w:ascii="Arial" w:cs="Arial" w:eastAsia="Arial" w:hAnsi="Arial"/>
@@ -25996,7 +25996,7 @@
               <w:spacing w:after="10" w:before="0"/>
               <w:ind w:left="120"/>
             </w:pPr>
-            <w:hyperlink w:history="1" r:id="rIdda3dd64t4gqwrywaj3j8q">
+            <w:hyperlink w:history="1" r:id="rIdsv1cm3wtow8bpmxk7l4i_">
               <w:r>
                 <w:rPr>
                   <w:rFonts w:ascii="Arial" w:cs="Arial" w:eastAsia="Arial" w:hAnsi="Arial"/>
@@ -26228,7 +26228,7 @@
               <w:spacing w:after="10" w:before="0"/>
               <w:ind w:left="120"/>
             </w:pPr>
-            <w:hyperlink w:history="1" r:id="rIddqcbean8id4d4tjsxrxki">
+            <w:hyperlink w:history="1" r:id="rIdjmahgn5c1l98ri5v_no_0">
               <w:r>
                 <w:rPr>
                   <w:rFonts w:ascii="Arial" w:cs="Arial" w:eastAsia="Arial" w:hAnsi="Arial"/>
@@ -26305,7 +26305,7 @@
               <w:spacing w:after="10" w:before="0"/>
               <w:ind w:left="120"/>
             </w:pPr>
-            <w:hyperlink w:history="1" r:id="rIdb3a96crosr6mkl2rbyi65">
+            <w:hyperlink w:history="1" r:id="rIdbb13ocxmdv5onbgntjstn">
               <w:r>
                 <w:rPr>
                   <w:rFonts w:ascii="Arial" w:cs="Arial" w:eastAsia="Arial" w:hAnsi="Arial"/>
@@ -26537,7 +26537,7 @@
               <w:spacing w:after="10" w:before="0"/>
               <w:ind w:left="120"/>
             </w:pPr>
-            <w:hyperlink w:history="1" r:id="rIdw_33a4iigxomkboff3z_a">
+            <w:hyperlink w:history="1" r:id="rIdjf_y2y_lvgi7n6s5fkgc0">
               <w:r>
                 <w:rPr>
                   <w:rFonts w:ascii="Arial" w:cs="Arial" w:eastAsia="Arial" w:hAnsi="Arial"/>
@@ -26614,7 +26614,7 @@
               <w:spacing w:after="10" w:before="0"/>
               <w:ind w:left="120"/>
             </w:pPr>
-            <w:hyperlink w:history="1" r:id="rIdeqnm01xsnfrn_sj95fzlg">
+            <w:hyperlink w:history="1" r:id="rIdtu6xnmnm-ninghrbxnqvu">
               <w:r>
                 <w:rPr>
                   <w:rFonts w:ascii="Arial" w:cs="Arial" w:eastAsia="Arial" w:hAnsi="Arial"/>
@@ -26846,7 +26846,7 @@
               <w:spacing w:after="10" w:before="0"/>
               <w:ind w:left="120"/>
             </w:pPr>
-            <w:hyperlink w:history="1" r:id="rIdcu6wiudqj36epiuctdm-l">
+            <w:hyperlink w:history="1" r:id="rIdxos3bkedj0_1oxzvi03fj">
               <w:r>
                 <w:rPr>
                   <w:rFonts w:ascii="Arial" w:cs="Arial" w:eastAsia="Arial" w:hAnsi="Arial"/>
@@ -26923,7 +26923,7 @@
               <w:spacing w:after="10" w:before="0"/>
               <w:ind w:left="120"/>
             </w:pPr>
-            <w:hyperlink w:history="1" r:id="rId6qm4xhiesfd50wtuzsnhp">
+            <w:hyperlink w:history="1" r:id="rId7p_yehuhdgh0yypjekffu">
               <w:r>
                 <w:rPr>
                   <w:rFonts w:ascii="Arial" w:cs="Arial" w:eastAsia="Arial" w:hAnsi="Arial"/>
@@ -27463,7 +27463,7 @@
         </w:rPr>
         <w:t xml:space="preserve">© 2026 SeaVuria and ARES. Aligned with KICD objectives. Developed by SeaVuria; technical implementation by ARES (with AI assistance from Claude). Licensed under </w:t>
       </w:r>
-      <w:hyperlink w:history="1" r:id="rIda5ldgsm-ruv7bunujho5f">
+      <w:hyperlink w:history="1" r:id="rIdoqvwdzwizae4xelqzgxg1">
         <w:r>
           <w:rPr>
             <w:rFonts w:ascii="Arial" w:cs="Arial" w:eastAsia="Arial" w:hAnsi="Arial"/>
@@ -27484,7 +27484,7 @@
         </w:rPr>
         <w:t xml:space="preserve"> (</w:t>
       </w:r>
-      <w:hyperlink w:history="1" r:id="rIdr-wf-9qrhfi7i8end0u7r">
+      <w:hyperlink w:history="1" r:id="rIdkirw2_zmxhnhxuaevd69i">
         <w:r>
           <w:rPr>
             <w:rFonts w:ascii="Arial" w:cs="Arial" w:eastAsia="Arial" w:hAnsi="Arial"/>
@@ -28524,7 +28524,7 @@
             <w:pPr>
               <w:spacing w:after="20" w:before="0"/>
             </w:pPr>
-            <w:hyperlink w:history="1" r:id="rIdpliwrfv-oiin5daevkbhh">
+            <w:hyperlink w:history="1" r:id="rIdinow-im5bqlq_pxtzrz_3">
               <w:r>
                 <w:rPr>
                   <w:rFonts w:ascii="Arial" w:cs="Arial" w:eastAsia="Arial" w:hAnsi="Arial"/>
@@ -28573,7 +28573,7 @@
               <w:spacing w:after="10" w:before="0"/>
               <w:ind w:left="120"/>
             </w:pPr>
-            <w:hyperlink w:history="1" r:id="rIdt24gyh2jrfzjdsuqjc89b">
+            <w:hyperlink w:history="1" r:id="rIdxonv9pfocls5bxakcnxnu">
               <w:r>
                 <w:rPr>
                   <w:rFonts w:ascii="Arial" w:cs="Arial" w:eastAsia="Arial" w:hAnsi="Arial"/>
@@ -28635,7 +28635,7 @@
               <w:spacing w:after="10" w:before="0"/>
               <w:ind w:left="120"/>
             </w:pPr>
-            <w:hyperlink w:history="1" r:id="rIdobtq1sygjtbfn0tugqi8g">
+            <w:hyperlink w:history="1" r:id="rIdm1y-njegomiin2lqkc5ak">
               <w:r>
                 <w:rPr>
                   <w:rFonts w:ascii="Arial" w:cs="Arial" w:eastAsia="Arial" w:hAnsi="Arial"/>
@@ -28850,7 +28850,7 @@
             <w:pPr>
               <w:spacing w:after="20" w:before="0"/>
             </w:pPr>
-            <w:hyperlink w:history="1" r:id="rIdapr9o9kyzhuvrurx0kjtt">
+            <w:hyperlink w:history="1" r:id="rId2v2bnvtctiqfrhaplhjsh">
               <w:r>
                 <w:rPr>
                   <w:rFonts w:ascii="Arial" w:cs="Arial" w:eastAsia="Arial" w:hAnsi="Arial"/>
@@ -28899,7 +28899,7 @@
               <w:spacing w:after="10" w:before="0"/>
               <w:ind w:left="120"/>
             </w:pPr>
-            <w:hyperlink w:history="1" r:id="rIdhn-3flhxloimqal8ex5dq">
+            <w:hyperlink w:history="1" r:id="rId4fhgbh13ysvtyzndt4ef0">
               <w:r>
                 <w:rPr>
                   <w:rFonts w:ascii="Arial" w:cs="Arial" w:eastAsia="Arial" w:hAnsi="Arial"/>
@@ -28961,7 +28961,7 @@
               <w:spacing w:after="10" w:before="0"/>
               <w:ind w:left="120"/>
             </w:pPr>
-            <w:hyperlink w:history="1" r:id="rIdd1ji_rqinlzzjt_3yhddh">
+            <w:hyperlink w:history="1" r:id="rIdv178aejpfkvlwc6wyhang">
               <w:r>
                 <w:rPr>
                   <w:rFonts w:ascii="Arial" w:cs="Arial" w:eastAsia="Arial" w:hAnsi="Arial"/>
@@ -29176,7 +29176,7 @@
             <w:pPr>
               <w:spacing w:after="20" w:before="0"/>
             </w:pPr>
-            <w:hyperlink w:history="1" r:id="rId4rtl9jge4tpoxlyv855zn">
+            <w:hyperlink w:history="1" r:id="rId2xqte3ksntyvopece4tkt">
               <w:r>
                 <w:rPr>
                   <w:rFonts w:ascii="Arial" w:cs="Arial" w:eastAsia="Arial" w:hAnsi="Arial"/>
@@ -29225,7 +29225,7 @@
               <w:spacing w:after="10" w:before="0"/>
               <w:ind w:left="120"/>
             </w:pPr>
-            <w:hyperlink w:history="1" r:id="rIdix8bhzac_sfcistenyjaa">
+            <w:hyperlink w:history="1" r:id="rIdrqnpdedvmww2gvjhuwnxo">
               <w:r>
                 <w:rPr>
                   <w:rFonts w:ascii="Arial" w:cs="Arial" w:eastAsia="Arial" w:hAnsi="Arial"/>
@@ -29287,7 +29287,7 @@
               <w:spacing w:after="10" w:before="0"/>
               <w:ind w:left="120"/>
             </w:pPr>
-            <w:hyperlink w:history="1" r:id="rIdf4wl-e2kd3llac1r5eola">
+            <w:hyperlink w:history="1" r:id="rId_nxtchxi5xukx864xbfvz">
               <w:r>
                 <w:rPr>
                   <w:rFonts w:ascii="Arial" w:cs="Arial" w:eastAsia="Arial" w:hAnsi="Arial"/>
@@ -29502,7 +29502,7 @@
             <w:pPr>
               <w:spacing w:after="20" w:before="0"/>
             </w:pPr>
-            <w:hyperlink w:history="1" r:id="rIdy37tqiki64c6ikliiot0b">
+            <w:hyperlink w:history="1" r:id="rIdbtqz6x_yledyrdjchkpqh">
               <w:r>
                 <w:rPr>
                   <w:rFonts w:ascii="Arial" w:cs="Arial" w:eastAsia="Arial" w:hAnsi="Arial"/>
@@ -29551,7 +29551,7 @@
               <w:spacing w:after="10" w:before="0"/>
               <w:ind w:left="120"/>
             </w:pPr>
-            <w:hyperlink w:history="1" r:id="rId8gj20mhvaiyusydk2zpgq">
+            <w:hyperlink w:history="1" r:id="rIdka9-9o-vj2fn4nmshuguv">
               <w:r>
                 <w:rPr>
                   <w:rFonts w:ascii="Arial" w:cs="Arial" w:eastAsia="Arial" w:hAnsi="Arial"/>
@@ -29613,7 +29613,7 @@
               <w:spacing w:after="10" w:before="0"/>
               <w:ind w:left="120"/>
             </w:pPr>
-            <w:hyperlink w:history="1" r:id="rIdp4zcvrk8c0xlcl7fb5nuo">
+            <w:hyperlink w:history="1" r:id="rIdso060mkbm6otgvwlyhso5">
               <w:r>
                 <w:rPr>
                   <w:rFonts w:ascii="Arial" w:cs="Arial" w:eastAsia="Arial" w:hAnsi="Arial"/>
@@ -29828,7 +29828,7 @@
             <w:pPr>
               <w:spacing w:after="20" w:before="0"/>
             </w:pPr>
-            <w:hyperlink w:history="1" r:id="rIdlffbxucbyz0skz_0tchzp">
+            <w:hyperlink w:history="1" r:id="rIdi5ti6_daokom6qtv43f_4">
               <w:r>
                 <w:rPr>
                   <w:rFonts w:ascii="Arial" w:cs="Arial" w:eastAsia="Arial" w:hAnsi="Arial"/>
@@ -29877,7 +29877,7 @@
               <w:spacing w:after="10" w:before="0"/>
               <w:ind w:left="120"/>
             </w:pPr>
-            <w:hyperlink w:history="1" r:id="rIdycszdtjrdbfepe5uosxxz">
+            <w:hyperlink w:history="1" r:id="rId9vf9xl6mlukj_ym185jmp">
               <w:r>
                 <w:rPr>
                   <w:rFonts w:ascii="Arial" w:cs="Arial" w:eastAsia="Arial" w:hAnsi="Arial"/>
@@ -29939,7 +29939,7 @@
               <w:spacing w:after="10" w:before="0"/>
               <w:ind w:left="120"/>
             </w:pPr>
-            <w:hyperlink w:history="1" r:id="rIdwm9nki3nl23hwwihrvcxb">
+            <w:hyperlink w:history="1" r:id="rIdtpydn2mhagabt0slrvukz">
               <w:r>
                 <w:rPr>
                   <w:rFonts w:ascii="Arial" w:cs="Arial" w:eastAsia="Arial" w:hAnsi="Arial"/>
@@ -30479,7 +30479,7 @@
         </w:rPr>
         <w:t xml:space="preserve">© 2026 SeaVuria and ARES. Aligned with KICD objectives. Developed by SeaVuria; technical implementation by ARES (with AI assistance from Claude). Licensed under </w:t>
       </w:r>
-      <w:hyperlink w:history="1" r:id="rIdie_dbakjevvl4yp0qvehl">
+      <w:hyperlink w:history="1" r:id="rIdsjgzoaq_qqo89bjszzazk">
         <w:r>
           <w:rPr>
             <w:rFonts w:ascii="Arial" w:cs="Arial" w:eastAsia="Arial" w:hAnsi="Arial"/>
@@ -30500,7 +30500,7 @@
         </w:rPr>
         <w:t xml:space="preserve"> (</w:t>
       </w:r>
-      <w:hyperlink w:history="1" r:id="rIdjkbvniz3fc6qq_uw9jtea">
+      <w:hyperlink w:history="1" r:id="rIdsktmb_f6q2ugqculn1jwp">
         <w:r>
           <w:rPr>
             <w:rFonts w:ascii="Arial" w:cs="Arial" w:eastAsia="Arial" w:hAnsi="Arial"/>
@@ -31557,7 +31557,7 @@
               <w:spacing w:after="10" w:before="0"/>
               <w:ind w:left="120"/>
             </w:pPr>
-            <w:hyperlink w:history="1" r:id="rIdddzsyd1ykms1ociimkzh0">
+            <w:hyperlink w:history="1" r:id="rId4lhvqvt3e3o6qqrhfdhvu">
               <w:r>
                 <w:rPr>
                   <w:rFonts w:ascii="Arial" w:cs="Arial" w:eastAsia="Arial" w:hAnsi="Arial"/>
@@ -31634,7 +31634,7 @@
               <w:spacing w:after="10" w:before="0"/>
               <w:ind w:left="120"/>
             </w:pPr>
-            <w:hyperlink w:history="1" r:id="rIdualzguh4uaolaqhw2urrq">
+            <w:hyperlink w:history="1" r:id="rIdf1plqlfklnlluui2tmcpg">
               <w:r>
                 <w:rPr>
                   <w:rFonts w:ascii="Arial" w:cs="Arial" w:eastAsia="Arial" w:hAnsi="Arial"/>
@@ -31866,7 +31866,7 @@
               <w:spacing w:after="10" w:before="0"/>
               <w:ind w:left="120"/>
             </w:pPr>
-            <w:hyperlink w:history="1" r:id="rId66g87ob7vtxswge7qruj0">
+            <w:hyperlink w:history="1" r:id="rIdb7y8wa3-sr7vxkaze0fgv">
               <w:r>
                 <w:rPr>
                   <w:rFonts w:ascii="Arial" w:cs="Arial" w:eastAsia="Arial" w:hAnsi="Arial"/>
@@ -31943,7 +31943,7 @@
               <w:spacing w:after="10" w:before="0"/>
               <w:ind w:left="120"/>
             </w:pPr>
-            <w:hyperlink w:history="1" r:id="rIdteavf3u_p0eyoyg_h4fry">
+            <w:hyperlink w:history="1" r:id="rIdw1okzafo2lhkpzyptpm6l">
               <w:r>
                 <w:rPr>
                   <w:rFonts w:ascii="Arial" w:cs="Arial" w:eastAsia="Arial" w:hAnsi="Arial"/>
@@ -32175,7 +32175,7 @@
               <w:spacing w:after="10" w:before="0"/>
               <w:ind w:left="120"/>
             </w:pPr>
-            <w:hyperlink w:history="1" r:id="rIdoaffxfj6ctqn8if-b2t0y">
+            <w:hyperlink w:history="1" r:id="rId-g1f9k8ytqlmzqwmrfitc">
               <w:r>
                 <w:rPr>
                   <w:rFonts w:ascii="Arial" w:cs="Arial" w:eastAsia="Arial" w:hAnsi="Arial"/>
@@ -32252,7 +32252,7 @@
               <w:spacing w:after="10" w:before="0"/>
               <w:ind w:left="120"/>
             </w:pPr>
-            <w:hyperlink w:history="1" r:id="rIdufmgyh1sy90bf1-4rtcze">
+            <w:hyperlink w:history="1" r:id="rIdz5tqlxcqd8mp26hbm-gxz">
               <w:r>
                 <w:rPr>
                   <w:rFonts w:ascii="Arial" w:cs="Arial" w:eastAsia="Arial" w:hAnsi="Arial"/>
@@ -32484,7 +32484,7 @@
               <w:spacing w:after="10" w:before="0"/>
               <w:ind w:left="120"/>
             </w:pPr>
-            <w:hyperlink w:history="1" r:id="rIdzijmbdodappjfcpabrlxc">
+            <w:hyperlink w:history="1" r:id="rId7o9babswpiwexjszhvwih">
               <w:r>
                 <w:rPr>
                   <w:rFonts w:ascii="Arial" w:cs="Arial" w:eastAsia="Arial" w:hAnsi="Arial"/>
@@ -32561,7 +32561,7 @@
               <w:spacing w:after="10" w:before="0"/>
               <w:ind w:left="120"/>
             </w:pPr>
-            <w:hyperlink w:history="1" r:id="rIdft4_qz_ony-fc_7flktfg">
+            <w:hyperlink w:history="1" r:id="rIdgkqu7d3m4m92ww0frenqx">
               <w:r>
                 <w:rPr>
                   <w:rFonts w:ascii="Arial" w:cs="Arial" w:eastAsia="Arial" w:hAnsi="Arial"/>
@@ -32793,7 +32793,7 @@
               <w:spacing w:after="10" w:before="0"/>
               <w:ind w:left="120"/>
             </w:pPr>
-            <w:hyperlink w:history="1" r:id="rIdiwowdgvsektd5xs2rzp8z">
+            <w:hyperlink w:history="1" r:id="rIdtajnwr5kcmv9zdzpvoyqu">
               <w:r>
                 <w:rPr>
                   <w:rFonts w:ascii="Arial" w:cs="Arial" w:eastAsia="Arial" w:hAnsi="Arial"/>
@@ -32870,7 +32870,7 @@
               <w:spacing w:after="10" w:before="0"/>
               <w:ind w:left="120"/>
             </w:pPr>
-            <w:hyperlink w:history="1" r:id="rIdkxeghrsgf-ffghxffvwy-">
+            <w:hyperlink w:history="1" r:id="rId1j-e7mcugus2nqz5ltn19">
               <w:r>
                 <w:rPr>
                   <w:rFonts w:ascii="Arial" w:cs="Arial" w:eastAsia="Arial" w:hAnsi="Arial"/>
@@ -33530,7 +33530,7 @@
         </w:rPr>
         <w:t xml:space="preserve">© 2026 SeaVuria and ARES. Aligned with KICD objectives. Developed by SeaVuria; technical implementation by ARES (with AI assistance from Claude). Licensed under </w:t>
       </w:r>
-      <w:hyperlink w:history="1" r:id="rIdz0lw-lnkzxb4qevu9jnig">
+      <w:hyperlink w:history="1" r:id="rIdk9u55f2ltuiwj-7-wcsqw">
         <w:r>
           <w:rPr>
             <w:rFonts w:ascii="Arial" w:cs="Arial" w:eastAsia="Arial" w:hAnsi="Arial"/>
@@ -33551,7 +33551,7 @@
         </w:rPr>
         <w:t xml:space="preserve"> (</w:t>
       </w:r>
-      <w:hyperlink w:history="1" r:id="rIdifv9wzkv7gevxj-mnxzwo">
+      <w:hyperlink w:history="1" r:id="rIds0wiv2lffb4iwwrq-jruq">
         <w:r>
           <w:rPr>
             <w:rFonts w:ascii="Arial" w:cs="Arial" w:eastAsia="Arial" w:hAnsi="Arial"/>
@@ -34608,7 +34608,7 @@
               <w:spacing w:after="10" w:before="0"/>
               <w:ind w:left="120"/>
             </w:pPr>
-            <w:hyperlink w:history="1" r:id="rIdjyhj2khjzwmjxamitysim">
+            <w:hyperlink w:history="1" r:id="rId4ybefqbrc6wxyoggoanjc">
               <w:r>
                 <w:rPr>
                   <w:rFonts w:ascii="Arial" w:cs="Arial" w:eastAsia="Arial" w:hAnsi="Arial"/>
@@ -34685,7 +34685,7 @@
               <w:spacing w:after="10" w:before="0"/>
               <w:ind w:left="120"/>
             </w:pPr>
-            <w:hyperlink w:history="1" r:id="rIdcnncc6klrkg06_4v3dh8s">
+            <w:hyperlink w:history="1" r:id="rId164pajjvqcxzzqqgy-xda">
               <w:r>
                 <w:rPr>
                   <w:rFonts w:ascii="Arial" w:cs="Arial" w:eastAsia="Arial" w:hAnsi="Arial"/>
@@ -34917,7 +34917,7 @@
               <w:spacing w:after="10" w:before="0"/>
               <w:ind w:left="120"/>
             </w:pPr>
-            <w:hyperlink w:history="1" r:id="rId9zq21wrpnrzsy9wbakwjz">
+            <w:hyperlink w:history="1" r:id="rIdisnmy_doiedjjmk7zmeqe">
               <w:r>
                 <w:rPr>
                   <w:rFonts w:ascii="Arial" w:cs="Arial" w:eastAsia="Arial" w:hAnsi="Arial"/>
@@ -34994,7 +34994,7 @@
               <w:spacing w:after="10" w:before="0"/>
               <w:ind w:left="120"/>
             </w:pPr>
-            <w:hyperlink w:history="1" r:id="rIdy0yexfb0ythxv2u6huvqp">
+            <w:hyperlink w:history="1" r:id="rIdowrzncmsulb3vwsfqmzxo">
               <w:r>
                 <w:rPr>
                   <w:rFonts w:ascii="Arial" w:cs="Arial" w:eastAsia="Arial" w:hAnsi="Arial"/>
@@ -35226,7 +35226,7 @@
               <w:spacing w:after="10" w:before="0"/>
               <w:ind w:left="120"/>
             </w:pPr>
-            <w:hyperlink w:history="1" r:id="rIdcl0x7h_g7whmwkpyvimid">
+            <w:hyperlink w:history="1" r:id="rIdvsrrluuqaouln7gad__lx">
               <w:r>
                 <w:rPr>
                   <w:rFonts w:ascii="Arial" w:cs="Arial" w:eastAsia="Arial" w:hAnsi="Arial"/>
@@ -35303,7 +35303,7 @@
               <w:spacing w:after="10" w:before="0"/>
               <w:ind w:left="120"/>
             </w:pPr>
-            <w:hyperlink w:history="1" r:id="rIdc_b8zdwaxgsfcpcfwhqjk">
+            <w:hyperlink w:history="1" r:id="rIddbhye9hoqkwfaj4fiwa_m">
               <w:r>
                 <w:rPr>
                   <w:rFonts w:ascii="Arial" w:cs="Arial" w:eastAsia="Arial" w:hAnsi="Arial"/>
@@ -35535,7 +35535,7 @@
               <w:spacing w:after="10" w:before="0"/>
               <w:ind w:left="120"/>
             </w:pPr>
-            <w:hyperlink w:history="1" r:id="rIdtuxtlchd4l3ezrkbvjlhf">
+            <w:hyperlink w:history="1" r:id="rIdwjfhmz3lmceiv04plg4e0">
               <w:r>
                 <w:rPr>
                   <w:rFonts w:ascii="Arial" w:cs="Arial" w:eastAsia="Arial" w:hAnsi="Arial"/>
@@ -35612,7 +35612,7 @@
               <w:spacing w:after="10" w:before="0"/>
               <w:ind w:left="120"/>
             </w:pPr>
-            <w:hyperlink w:history="1" r:id="rIdn-gkvcps00nf6ff-93xgl">
+            <w:hyperlink w:history="1" r:id="rIdjbkpohfdl0py9qgppz11e">
               <w:r>
                 <w:rPr>
                   <w:rFonts w:ascii="Arial" w:cs="Arial" w:eastAsia="Arial" w:hAnsi="Arial"/>
@@ -35844,7 +35844,7 @@
               <w:spacing w:after="10" w:before="0"/>
               <w:ind w:left="120"/>
             </w:pPr>
-            <w:hyperlink w:history="1" r:id="rId8fgugzxspleuwq1jpyl16">
+            <w:hyperlink w:history="1" r:id="rIdyavqm04muq5kudbdsp5en">
               <w:r>
                 <w:rPr>
                   <w:rFonts w:ascii="Arial" w:cs="Arial" w:eastAsia="Arial" w:hAnsi="Arial"/>
@@ -35921,7 +35921,7 @@
               <w:spacing w:after="10" w:before="0"/>
               <w:ind w:left="120"/>
             </w:pPr>
-            <w:hyperlink w:history="1" r:id="rId1pylfjk7ytgxrjvf55hyb">
+            <w:hyperlink w:history="1" r:id="rIdruqasrit_a10h5mb_qti_">
               <w:r>
                 <w:rPr>
                   <w:rFonts w:ascii="Arial" w:cs="Arial" w:eastAsia="Arial" w:hAnsi="Arial"/>
@@ -36461,7 +36461,7 @@
         </w:rPr>
         <w:t xml:space="preserve">© 2026 SeaVuria and ARES. Aligned with KICD objectives. Developed by SeaVuria; technical implementation by ARES (with AI assistance from Claude). Licensed under </w:t>
       </w:r>
-      <w:hyperlink w:history="1" r:id="rIddmamubnwf2weueifnl523">
+      <w:hyperlink w:history="1" r:id="rIdrwgh8htvv2dheximkqjxn">
         <w:r>
           <w:rPr>
             <w:rFonts w:ascii="Arial" w:cs="Arial" w:eastAsia="Arial" w:hAnsi="Arial"/>
@@ -36482,7 +36482,7 @@
         </w:rPr>
         <w:t xml:space="preserve"> (</w:t>
       </w:r>
-      <w:hyperlink w:history="1" r:id="rIdesf0hct6olm73il2ynn0a">
+      <w:hyperlink w:history="1" r:id="rId7znce5srnttphpnbacd7x">
         <w:r>
           <w:rPr>
             <w:rFonts w:ascii="Arial" w:cs="Arial" w:eastAsia="Arial" w:hAnsi="Arial"/>
@@ -37522,7 +37522,7 @@
             <w:pPr>
               <w:spacing w:after="20" w:before="0"/>
             </w:pPr>
-            <w:hyperlink w:history="1" r:id="rIdmviu-a_sq-g2f4lek9afe">
+            <w:hyperlink w:history="1" r:id="rIdrg-rurd5zkno68cd2o7iy">
               <w:r>
                 <w:rPr>
                   <w:rFonts w:ascii="Arial" w:cs="Arial" w:eastAsia="Arial" w:hAnsi="Arial"/>
@@ -37555,7 +37555,7 @@
               <w:spacing w:after="10" w:before="0"/>
               <w:ind w:left="120"/>
             </w:pPr>
-            <w:hyperlink w:history="1" r:id="rIdqbfsxox1garmrcwyc-xpb">
+            <w:hyperlink w:history="1" r:id="rIditlw7mys4unqeb2if-oca">
               <w:r>
                 <w:rPr>
                   <w:rFonts w:ascii="Arial" w:cs="Arial" w:eastAsia="Arial" w:hAnsi="Arial"/>
@@ -37600,7 +37600,7 @@
             <w:pPr>
               <w:spacing w:after="20" w:before="0"/>
             </w:pPr>
-            <w:hyperlink w:history="1" r:id="rIdfknkf_saxfnysslqrdq6h">
+            <w:hyperlink w:history="1" r:id="rIdpt1fd7hlnodzikn58q94n">
               <w:r>
                 <w:rPr>
                   <w:rFonts w:ascii="Arial" w:cs="Arial" w:eastAsia="Arial" w:hAnsi="Arial"/>
@@ -37633,7 +37633,7 @@
               <w:spacing w:after="10" w:before="0"/>
               <w:ind w:left="120"/>
             </w:pPr>
-            <w:hyperlink w:history="1" r:id="rIdwzq39ilarsvcdgpms2a64">
+            <w:hyperlink w:history="1" r:id="rIddldzrtns0d9zxj9pvsq42">
               <w:r>
                 <w:rPr>
                   <w:rFonts w:ascii="Arial" w:cs="Arial" w:eastAsia="Arial" w:hAnsi="Arial"/>
@@ -37833,7 +37833,7 @@
             <w:pPr>
               <w:spacing w:after="20" w:before="0"/>
             </w:pPr>
-            <w:hyperlink w:history="1" r:id="rIdymcnwrlma7euqdfnzdlv4">
+            <w:hyperlink w:history="1" r:id="rIdk4ech3eeq9_hjkvnxpso1">
               <w:r>
                 <w:rPr>
                   <w:rFonts w:ascii="Arial" w:cs="Arial" w:eastAsia="Arial" w:hAnsi="Arial"/>
@@ -37866,7 +37866,7 @@
               <w:spacing w:after="10" w:before="0"/>
               <w:ind w:left="120"/>
             </w:pPr>
-            <w:hyperlink w:history="1" r:id="rIdqsszqys2kzld-6l3a-mmv">
+            <w:hyperlink w:history="1" r:id="rIdgk-irgwkj2n07ul-94ifm">
               <w:r>
                 <w:rPr>
                   <w:rFonts w:ascii="Arial" w:cs="Arial" w:eastAsia="Arial" w:hAnsi="Arial"/>
@@ -37911,7 +37911,7 @@
             <w:pPr>
               <w:spacing w:after="20" w:before="0"/>
             </w:pPr>
-            <w:hyperlink w:history="1" r:id="rId7jkvbcqna8izj4hjx2gpj">
+            <w:hyperlink w:history="1" r:id="rIdoguc1t2bmzcjwgbuothik">
               <w:r>
                 <w:rPr>
                   <w:rFonts w:ascii="Arial" w:cs="Arial" w:eastAsia="Arial" w:hAnsi="Arial"/>
@@ -37944,7 +37944,7 @@
               <w:spacing w:after="10" w:before="0"/>
               <w:ind w:left="120"/>
             </w:pPr>
-            <w:hyperlink w:history="1" r:id="rId2o8zfln__ennwa_ht7pnr">
+            <w:hyperlink w:history="1" r:id="rId_8pznuvpurqw05sdxh-up">
               <w:r>
                 <w:rPr>
                   <w:rFonts w:ascii="Arial" w:cs="Arial" w:eastAsia="Arial" w:hAnsi="Arial"/>
@@ -38144,7 +38144,7 @@
             <w:pPr>
               <w:spacing w:after="20" w:before="0"/>
             </w:pPr>
-            <w:hyperlink w:history="1" r:id="rIdy-jhgv89zzfaaniuio6bc">
+            <w:hyperlink w:history="1" r:id="rIdwci1zmttmq68naftjwspa">
               <w:r>
                 <w:rPr>
                   <w:rFonts w:ascii="Arial" w:cs="Arial" w:eastAsia="Arial" w:hAnsi="Arial"/>
@@ -38177,7 +38177,7 @@
               <w:spacing w:after="10" w:before="0"/>
               <w:ind w:left="120"/>
             </w:pPr>
-            <w:hyperlink w:history="1" r:id="rIdespmaca_zyeraq5iftodc">
+            <w:hyperlink w:history="1" r:id="rIdekb9d3hotlurds_e9btc1">
               <w:r>
                 <w:rPr>
                   <w:rFonts w:ascii="Arial" w:cs="Arial" w:eastAsia="Arial" w:hAnsi="Arial"/>
@@ -38222,7 +38222,7 @@
             <w:pPr>
               <w:spacing w:after="20" w:before="0"/>
             </w:pPr>
-            <w:hyperlink w:history="1" r:id="rIdpbzidtepm3gswqzqdh8n4">
+            <w:hyperlink w:history="1" r:id="rIdim6oiigd4aky17jyqkfjg">
               <w:r>
                 <w:rPr>
                   <w:rFonts w:ascii="Arial" w:cs="Arial" w:eastAsia="Arial" w:hAnsi="Arial"/>
@@ -38255,7 +38255,7 @@
               <w:spacing w:after="10" w:before="0"/>
               <w:ind w:left="120"/>
             </w:pPr>
-            <w:hyperlink w:history="1" r:id="rIdjwod4euw9fcvxm14jjvyv">
+            <w:hyperlink w:history="1" r:id="rId-godncrcbrrdbwva_f8dn">
               <w:r>
                 <w:rPr>
                   <w:rFonts w:ascii="Arial" w:cs="Arial" w:eastAsia="Arial" w:hAnsi="Arial"/>
@@ -38455,7 +38455,7 @@
             <w:pPr>
               <w:spacing w:after="20" w:before="0"/>
             </w:pPr>
-            <w:hyperlink w:history="1" r:id="rIdgrzjcwugkhroxvjzolmqe">
+            <w:hyperlink w:history="1" r:id="rIdawdcxl7ukooiozn2dbkxg">
               <w:r>
                 <w:rPr>
                   <w:rFonts w:ascii="Arial" w:cs="Arial" w:eastAsia="Arial" w:hAnsi="Arial"/>
@@ -38488,7 +38488,7 @@
               <w:spacing w:after="10" w:before="0"/>
               <w:ind w:left="120"/>
             </w:pPr>
-            <w:hyperlink w:history="1" r:id="rIdf-uwhjnewraoorpfe5xma">
+            <w:hyperlink w:history="1" r:id="rIdnzekhdwvlydt04xrhipyy">
               <w:r>
                 <w:rPr>
                   <w:rFonts w:ascii="Arial" w:cs="Arial" w:eastAsia="Arial" w:hAnsi="Arial"/>
@@ -38533,7 +38533,7 @@
             <w:pPr>
               <w:spacing w:after="20" w:before="0"/>
             </w:pPr>
-            <w:hyperlink w:history="1" r:id="rId5x21fuyjtahk65ouq8jkr">
+            <w:hyperlink w:history="1" r:id="rIdpu-8squm4njxi14wd2oxe">
               <w:r>
                 <w:rPr>
                   <w:rFonts w:ascii="Arial" w:cs="Arial" w:eastAsia="Arial" w:hAnsi="Arial"/>
@@ -38566,7 +38566,7 @@
               <w:spacing w:after="10" w:before="0"/>
               <w:ind w:left="120"/>
             </w:pPr>
-            <w:hyperlink w:history="1" r:id="rIdnqup1z-bs4yuygcjgyo2j">
+            <w:hyperlink w:history="1" r:id="rIdrvcqfxfaeoe9gccsto034">
               <w:r>
                 <w:rPr>
                   <w:rFonts w:ascii="Arial" w:cs="Arial" w:eastAsia="Arial" w:hAnsi="Arial"/>
@@ -38766,7 +38766,7 @@
             <w:pPr>
               <w:spacing w:after="20" w:before="0"/>
             </w:pPr>
-            <w:hyperlink w:history="1" r:id="rIdxnacwkxvdrn9qioydykg7">
+            <w:hyperlink w:history="1" r:id="rIddqeecym7tuaprwzhd_tje">
               <w:r>
                 <w:rPr>
                   <w:rFonts w:ascii="Arial" w:cs="Arial" w:eastAsia="Arial" w:hAnsi="Arial"/>
@@ -38799,7 +38799,7 @@
               <w:spacing w:after="10" w:before="0"/>
               <w:ind w:left="120"/>
             </w:pPr>
-            <w:hyperlink w:history="1" r:id="rIdqcuym-xvvvbyj-aibqdpl">
+            <w:hyperlink w:history="1" r:id="rIdauynzocx-kek4ydzubcvx">
               <w:r>
                 <w:rPr>
                   <w:rFonts w:ascii="Arial" w:cs="Arial" w:eastAsia="Arial" w:hAnsi="Arial"/>
@@ -38844,7 +38844,7 @@
             <w:pPr>
               <w:spacing w:after="20" w:before="0"/>
             </w:pPr>
-            <w:hyperlink w:history="1" r:id="rIdo1p3bj--ubmjd5v-te-vh">
+            <w:hyperlink w:history="1" r:id="rIdzsfv3mkv-rwnrd4fqhomd">
               <w:r>
                 <w:rPr>
                   <w:rFonts w:ascii="Arial" w:cs="Arial" w:eastAsia="Arial" w:hAnsi="Arial"/>
@@ -38893,7 +38893,7 @@
               <w:spacing w:after="10" w:before="0"/>
               <w:ind w:left="120"/>
             </w:pPr>
-            <w:hyperlink w:history="1" r:id="rIdui72ck7j9ylzadgbrmko1">
+            <w:hyperlink w:history="1" r:id="rIdqsg3-ukydaqzannsdl_bw">
               <w:r>
                 <w:rPr>
                   <w:rFonts w:ascii="Arial" w:cs="Arial" w:eastAsia="Arial" w:hAnsi="Arial"/>
@@ -39658,7 +39658,7 @@
         </w:rPr>
         <w:t xml:space="preserve">© 2026 SeaVuria and ARES. Aligned with KICD objectives. Developed by SeaVuria; technical implementation by ARES (with AI assistance from Claude). Licensed under </w:t>
       </w:r>
-      <w:hyperlink w:history="1" r:id="rIdtmlsf3m0mbhzxoeblphd1">
+      <w:hyperlink w:history="1" r:id="rIdqk5vbtnzisg_rqx1fv5yv">
         <w:r>
           <w:rPr>
             <w:rFonts w:ascii="Arial" w:cs="Arial" w:eastAsia="Arial" w:hAnsi="Arial"/>
@@ -39679,7 +39679,7 @@
         </w:rPr>
         <w:t xml:space="preserve"> (</w:t>
       </w:r>
-      <w:hyperlink w:history="1" r:id="rId5huws1uandyeyasjyark-">
+      <w:hyperlink w:history="1" r:id="rIdy0bkkurf99s7mbnm72yjq">
         <w:r>
           <w:rPr>
             <w:rFonts w:ascii="Arial" w:cs="Arial" w:eastAsia="Arial" w:hAnsi="Arial"/>
